--- a/assets/docs/lop3/Giao duc the chat - Lop 3.docx
+++ b/assets/docs/lop3/Giao duc the chat - Lop 3.docx
@@ -585,7 +585,7 @@
                 <w:i w:val="0"/>
                 <w:sz w:val="20"/>
               </w:rPr>
-              <w:t>Biến đổi đội hình từ một hàng dọc thành hai , ba hàng dọc và ngược lại</w:t>
+              <w:t>Chủ đề 1: Đội hình đội ngũ — Bài 1: Biến đổi đội hình từ một hàng dọc thành hai, ba hàng dọc và ngược lại (Tiết 1)</w:t>
             </w:r>
           </w:p>
         </w:tc>
@@ -605,7 +605,7 @@
                 <w:i w:val="0"/>
                 <w:sz w:val="20"/>
               </w:rPr>
-              <w:t>Tiết 1 (10 tiết)</w:t>
+              <w:t>Tiết 1 (4 tiết)</w:t>
             </w:r>
           </w:p>
         </w:tc>
@@ -726,7 +726,7 @@
                 <w:i w:val="0"/>
                 <w:sz w:val="20"/>
               </w:rPr>
-              <w:t>Biến đổi đội hình từ một hàng dọc thành hai , ba hàng dọc và ngược lại</w:t>
+              <w:t>Chủ đề 1: Đội hình đội ngũ — Bài 1: Biến đổi đội hình từ một hàng dọc thành hai, ba hàng dọc và ngược lại (Tiết 2)</w:t>
             </w:r>
           </w:p>
         </w:tc>
@@ -746,7 +746,7 @@
                 <w:i w:val="0"/>
                 <w:sz w:val="20"/>
               </w:rPr>
-              <w:t>Tiết 2</w:t>
+              <w:t>Tiết 2 (4 tiết)</w:t>
             </w:r>
           </w:p>
         </w:tc>
@@ -856,7 +856,7 @@
                 <w:i w:val="0"/>
                 <w:sz w:val="20"/>
               </w:rPr>
-              <w:t>Biến đổi đội hình từ một hàng dọc thành hai , ba hàng dọc và ngược lại</w:t>
+              <w:t>Chủ đề 1: Đội hình đội ngũ — Bài 1: Biến đổi đội hình từ một hàng dọc thành hai, ba hàng dọc và ngược lại (Tiết 3)</w:t>
             </w:r>
           </w:p>
         </w:tc>
@@ -876,7 +876,7 @@
                 <w:i w:val="0"/>
                 <w:sz w:val="20"/>
               </w:rPr>
-              <w:t>Tiết 3</w:t>
+              <w:t>Tiết 3 (4 tiết)</w:t>
             </w:r>
           </w:p>
         </w:tc>
@@ -984,7 +984,7 @@
                 <w:i w:val="0"/>
                 <w:sz w:val="20"/>
               </w:rPr>
-              <w:t>Biến đổi đội hình từ một hàng dọc thành hai , ba hàng dọc và ngược lại</w:t>
+              <w:t>Chủ đề 1: Đội hình đội ngũ — Bài 1: Biến đổi đội hình từ một hàng dọc thành hai, ba hàng dọc và ngược lại (Tiết 4)</w:t>
             </w:r>
           </w:p>
         </w:tc>
@@ -1004,7 +1004,7 @@
                 <w:i w:val="0"/>
                 <w:sz w:val="20"/>
               </w:rPr>
-              <w:t>Tiết 4</w:t>
+              <w:t>Tiết 4 (4 tiết)</w:t>
             </w:r>
           </w:p>
         </w:tc>
@@ -1114,7 +1114,7 @@
                 <w:i w:val="0"/>
                 <w:sz w:val="20"/>
               </w:rPr>
-              <w:t>Biến đổi đội hình từ một hàng dọc thành hai , ba hàng dọc và ngược lại</w:t>
+              <w:t>Chủ đề 1: Đội hình đội ngũ — Bài 2: Biến đổi đội hình từ một hàng ngang thành hai, ba hàng ngang và ngược lại (Tiết 1)</w:t>
             </w:r>
           </w:p>
         </w:tc>
@@ -1134,7 +1134,7 @@
                 <w:i w:val="0"/>
                 <w:sz w:val="20"/>
               </w:rPr>
-              <w:t>Tiết 5</w:t>
+              <w:t>Tiết 5 (4 tiết)</w:t>
             </w:r>
           </w:p>
         </w:tc>
@@ -1228,7 +1228,7 @@
                 <w:i w:val="0"/>
                 <w:sz w:val="20"/>
               </w:rPr>
-              <w:t>Biến đổi đội hình từ một hàng dọc thành hai , ba hàng dọc và ngược lại</w:t>
+              <w:t>Chủ đề 1: Đội hình đội ngũ — Bài 2: Biến đổi đội hình từ một hàng ngang thành hai, ba hàng ngang và ngược lại (Tiết 2)</w:t>
             </w:r>
           </w:p>
         </w:tc>
@@ -1248,7 +1248,7 @@
                 <w:i w:val="0"/>
                 <w:sz w:val="20"/>
               </w:rPr>
-              <w:t>Tiết 6</w:t>
+              <w:t>Tiết 6 (4 tiết)</w:t>
             </w:r>
           </w:p>
         </w:tc>
@@ -1344,7 +1344,7 @@
                 <w:i w:val="0"/>
                 <w:sz w:val="20"/>
               </w:rPr>
-              <w:t>Biến đổi đội hình từ một hàng dọc thành hai , ba hàng dọc và ngược lại</w:t>
+              <w:t>Chủ đề 1: Đội hình đội ngũ — Bài 2: Biến đổi đội hình từ một hàng ngang thành hai, ba hàng ngang và ngược lại (Tiết 3)</w:t>
             </w:r>
           </w:p>
         </w:tc>
@@ -1364,7 +1364,7 @@
                 <w:i w:val="0"/>
                 <w:sz w:val="20"/>
               </w:rPr>
-              <w:t>Tiết 7</w:t>
+              <w:t>Tiết 7 (4 tiết)</w:t>
             </w:r>
           </w:p>
         </w:tc>
@@ -1458,7 +1458,7 @@
                 <w:i w:val="0"/>
                 <w:sz w:val="20"/>
               </w:rPr>
-              <w:t>Biến đổi đội hình từ một hàng dọc thành hai , ba hàng dọc và ngược lại</w:t>
+              <w:t>Chủ đề 1: Đội hình đội ngũ — Bài 2: Biến đổi đội hình từ một hàng ngang thành hai, ba hàng ngang và ngược lại (Tiết 4)</w:t>
             </w:r>
           </w:p>
         </w:tc>
@@ -1478,7 +1478,7 @@
                 <w:i w:val="0"/>
                 <w:sz w:val="20"/>
               </w:rPr>
-              <w:t>Tiết 8</w:t>
+              <w:t>Tiết 8 (4 tiết)</w:t>
             </w:r>
           </w:p>
         </w:tc>
@@ -1574,7 +1574,7 @@
                 <w:i w:val="0"/>
                 <w:sz w:val="20"/>
               </w:rPr>
-              <w:t>Biến đổi đội hình từ một hàng dọc thành hai , ba hàng dọc và ngược lại</w:t>
+              <w:t>Chủ đề 1: Đội hình đội ngũ — Bài 3: Biến đổi đội hình từ một vòng tròn thành hai vòng tròn và ngược lại (Tiết 1)</w:t>
             </w:r>
           </w:p>
         </w:tc>
@@ -1594,7 +1594,7 @@
                 <w:i w:val="0"/>
                 <w:sz w:val="20"/>
               </w:rPr>
-              <w:t>Tiết 9</w:t>
+              <w:t>Tiết 9 (2 tiết)</w:t>
             </w:r>
           </w:p>
         </w:tc>
@@ -1689,7 +1689,7 @@
                 <w:i w:val="0"/>
                 <w:sz w:val="20"/>
               </w:rPr>
-              <w:t>Biến đổi đội hình từ một hàng dọc thành hai , ba hàng dọc và ngược lại</w:t>
+              <w:t>Chủ đề 1: Đội hình đội ngũ — Bài 3: Biến đổi đội hình từ một vòng tròn thành hai vòng tròn và ngược lại (Tiết 2)</w:t>
             </w:r>
           </w:p>
         </w:tc>
@@ -1709,7 +1709,7 @@
                 <w:i w:val="0"/>
                 <w:sz w:val="20"/>
               </w:rPr>
-              <w:t>Tiết 10</w:t>
+              <w:t>Tiết 10 (2 tiết)</w:t>
             </w:r>
           </w:p>
         </w:tc>
@@ -1805,7 +1805,7 @@
                 <w:i w:val="0"/>
                 <w:sz w:val="20"/>
               </w:rPr>
-              <w:t>Động tác đi đều, đứng lại</w:t>
+              <w:t>Chủ đề 1: Đội hình đội ngũ — Bài 4: Động tác đi đều, đứng lại (Tiết 1)</w:t>
             </w:r>
           </w:p>
         </w:tc>
@@ -1919,7 +1919,7 @@
                 <w:i w:val="0"/>
                 <w:sz w:val="20"/>
               </w:rPr>
-              <w:t>Động tác đi đều, đứng lại</w:t>
+              <w:t>Chủ đề 1: Đội hình đội ngũ — Bài 4: Động tác đi đều, đứng lại (Tiết 2)</w:t>
             </w:r>
           </w:p>
         </w:tc>
@@ -1939,7 +1939,7 @@
                 <w:i w:val="0"/>
                 <w:sz w:val="20"/>
               </w:rPr>
-              <w:t>Tiết 12</w:t>
+              <w:t>Tiết 12 (4 tiết)</w:t>
             </w:r>
           </w:p>
         </w:tc>
@@ -2035,7 +2035,7 @@
                 <w:i w:val="0"/>
                 <w:sz w:val="20"/>
               </w:rPr>
-              <w:t>Động tác đi đều, đứng lại</w:t>
+              <w:t>Chủ đề 1: Đội hình đội ngũ — Bài 4: Động tác đi đều, đứng lại (Tiết 3)</w:t>
             </w:r>
           </w:p>
         </w:tc>
@@ -2055,7 +2055,7 @@
                 <w:i w:val="0"/>
                 <w:sz w:val="20"/>
               </w:rPr>
-              <w:t>Tiết 13</w:t>
+              <w:t>Tiết 13 (4 tiết)</w:t>
             </w:r>
           </w:p>
         </w:tc>
@@ -2149,7 +2149,7 @@
                 <w:i w:val="0"/>
                 <w:sz w:val="20"/>
               </w:rPr>
-              <w:t>Động tác đi đều, đứng lại</w:t>
+              <w:t>Chủ đề 1: Đội hình đội ngũ — Bài 4: Động tác đi đều, đứng lại (Tiết 4)</w:t>
             </w:r>
           </w:p>
         </w:tc>
@@ -2169,7 +2169,7 @@
                 <w:i w:val="0"/>
                 <w:sz w:val="20"/>
               </w:rPr>
-              <w:t>Tiết 14</w:t>
+              <w:t>Tiết 14 (4 tiết)</w:t>
             </w:r>
           </w:p>
         </w:tc>
@@ -2246,7 +2246,7 @@
                 <w:i w:val="0"/>
                 <w:sz w:val="20"/>
               </w:rPr>
-              <w:t>Chủ đề 1: Đội hình đội ngũ</w:t>
+              <w:t>Chủ đề 2: Bài tập thể dục</w:t>
             </w:r>
           </w:p>
         </w:tc>
@@ -2265,7 +2265,7 @@
                 <w:i w:val="0"/>
                 <w:sz w:val="20"/>
               </w:rPr>
-              <w:t>Kiểm tra đánh giá ĐHĐN</w:t>
+              <w:t>Chủ đề 2: Bài tập thể dục — Bài 1: Động tác vươn thở, động tác tay (Tiết 1)</w:t>
             </w:r>
           </w:p>
         </w:tc>
@@ -2285,7 +2285,7 @@
                 <w:i w:val="0"/>
                 <w:sz w:val="20"/>
               </w:rPr>
-              <w:t>Tiết 15 (1 tiết)</w:t>
+              <w:t>Tiết 15 (2 tiết)</w:t>
             </w:r>
           </w:p>
         </w:tc>
@@ -2361,7 +2361,6 @@
                 <w:i w:val="0"/>
                 <w:sz w:val="20"/>
               </w:rPr>
-              <w:t>Chủ đề 2: Bài tập thể dục</w:t>
             </w:r>
           </w:p>
         </w:tc>
@@ -2380,7 +2379,7 @@
                 <w:i w:val="0"/>
                 <w:sz w:val="20"/>
               </w:rPr>
-              <w:t>Động tác vươn thở , động tác tay</w:t>
+              <w:t>Chủ đề 2: Bài tập thể dục — Bài 1: Động tác vươn thở, động tác tay (Tiết 2)</w:t>
             </w:r>
           </w:p>
         </w:tc>
@@ -2496,7 +2495,7 @@
                 <w:i w:val="0"/>
                 <w:sz w:val="20"/>
               </w:rPr>
-              <w:t>Động tác vươn thở , động tác tay</w:t>
+              <w:t>Chủ đề 2: Bài tập thể dục — Bài 2: Động tác chân, động tác lườn, động tác bụng (Tiết 1)</w:t>
             </w:r>
           </w:p>
         </w:tc>
@@ -2516,7 +2515,7 @@
                 <w:i w:val="0"/>
                 <w:sz w:val="20"/>
               </w:rPr>
-              <w:t>Tiết 17</w:t>
+              <w:t>Tiết 17 (2 tiết)</w:t>
             </w:r>
           </w:p>
         </w:tc>
@@ -2610,7 +2609,7 @@
                 <w:i w:val="0"/>
                 <w:sz w:val="20"/>
               </w:rPr>
-              <w:t>Động tác chân và động tác lườn ,động tác bụng</w:t>
+              <w:t>Chủ đề 2: Bài tập thể dục — Bài 2: Động tác chân, động tác lườn, động tác bụng (Tiết 2)</w:t>
             </w:r>
           </w:p>
         </w:tc>
@@ -2630,7 +2629,7 @@
                 <w:i w:val="0"/>
                 <w:sz w:val="20"/>
               </w:rPr>
-              <w:t>Tiết 18 (3 tiết)</w:t>
+              <w:t>Tiết 18 (2 tiết)</w:t>
             </w:r>
           </w:p>
         </w:tc>
@@ -2726,7 +2725,7 @@
                 <w:i w:val="0"/>
                 <w:sz w:val="20"/>
               </w:rPr>
-              <w:t>Động tác chân và động tác lườn ,động tác bụng</w:t>
+              <w:t>Chủ đề 2: Bài tập thể dục — Bài 3: Động tác phối hợp, động tác nhảy, động tác điều hoà (Tiết 1)</w:t>
             </w:r>
           </w:p>
         </w:tc>
@@ -2746,7 +2745,7 @@
                 <w:i w:val="0"/>
                 <w:sz w:val="20"/>
               </w:rPr>
-              <w:t>Tiết 19</w:t>
+              <w:t>Tiết 19 (3 tiết)</w:t>
             </w:r>
           </w:p>
         </w:tc>
@@ -2840,7 +2839,7 @@
                 <w:i w:val="0"/>
                 <w:sz w:val="20"/>
               </w:rPr>
-              <w:t>Động tác chân và động tác lườn ,động tác bụng</w:t>
+              <w:t>Chủ đề 2: Bài tập thể dục — Bài 3: Động tác phối hợp, động tác nhảy, động tác điều hoà (Tiết 2)</w:t>
             </w:r>
           </w:p>
         </w:tc>
@@ -2860,7 +2859,7 @@
                 <w:i w:val="0"/>
                 <w:sz w:val="20"/>
               </w:rPr>
-              <w:t>Tiết 20</w:t>
+              <w:t>Tiết 20 (3 tiết)</w:t>
             </w:r>
           </w:p>
         </w:tc>
@@ -2956,7 +2955,7 @@
                 <w:i w:val="0"/>
                 <w:sz w:val="20"/>
               </w:rPr>
-              <w:t>Động tác phối hợp, động tác nhảy và động tác điều hòa</w:t>
+              <w:t>Chủ đề 2: Bài tập thể dục — Bài 3: Động tác phối hợp, động tác nhảy, động tác điều hoà (Tiết 3)</w:t>
             </w:r>
           </w:p>
         </w:tc>
@@ -3052,6 +3051,7 @@
                 <w:i w:val="0"/>
                 <w:sz w:val="20"/>
               </w:rPr>
+              <w:t>Ôn tập, kiểm tra, đánh giá</w:t>
             </w:r>
           </w:p>
         </w:tc>
@@ -3070,7 +3070,7 @@
                 <w:i w:val="0"/>
                 <w:sz w:val="20"/>
               </w:rPr>
-              <w:t>Động tác phối hợp, động tác nhảy và động tác điều hòa</w:t>
+              <w:t>Ôn tập giữa học kì I</w:t>
             </w:r>
           </w:p>
         </w:tc>
@@ -3090,7 +3090,7 @@
                 <w:i w:val="0"/>
                 <w:sz w:val="20"/>
               </w:rPr>
-              <w:t>Tiết 22</w:t>
+              <w:t>Tiết 22 (1 tiết)</w:t>
             </w:r>
           </w:p>
         </w:tc>
@@ -3168,7 +3168,7 @@
                 <w:i w:val="0"/>
                 <w:sz w:val="20"/>
               </w:rPr>
-              <w:t>Chủ đề 2: Bài tập thể dục</w:t>
+              <w:t>Chủ đề 3: Tư thế và kĩ năng vận động cơ bản</w:t>
             </w:r>
           </w:p>
         </w:tc>
@@ -3187,7 +3187,7 @@
                 <w:i w:val="0"/>
                 <w:sz w:val="20"/>
               </w:rPr>
-              <w:t>Động tác phối hợp, động tác nhảy và động tác điều hòa</w:t>
+              <w:t>Chủ đề 3: Tư thế và kĩ năng vận động cơ bản — Bài 1: Bài tập phối hợp di chuyển vượt qua chướng ngại vật trên đường thẳng (Tiết 1)</w:t>
             </w:r>
           </w:p>
         </w:tc>
@@ -3207,7 +3207,7 @@
                 <w:i w:val="0"/>
                 <w:sz w:val="20"/>
               </w:rPr>
-              <w:t>Tiết 23</w:t>
+              <w:t>Tiết 23 (4 tiết)</w:t>
             </w:r>
           </w:p>
         </w:tc>
@@ -3301,7 +3301,7 @@
                 <w:i w:val="0"/>
                 <w:sz w:val="20"/>
               </w:rPr>
-              <w:t>Kiểm tra bài thể dục</w:t>
+              <w:t>Chủ đề 3: Tư thế và kĩ năng vận động cơ bản — Bài 1: Bài tập phối hợp di chuyển vượt qua chướng ngại vật trên đường thẳng (Tiết 2)</w:t>
             </w:r>
           </w:p>
         </w:tc>
@@ -3321,7 +3321,7 @@
                 <w:i w:val="0"/>
                 <w:sz w:val="20"/>
               </w:rPr>
-              <w:t>Tiết 24 (1 tiết)</w:t>
+              <w:t>Tiết 24 (4 tiết)</w:t>
             </w:r>
           </w:p>
         </w:tc>
@@ -3417,7 +3417,7 @@
                 <w:i w:val="0"/>
                 <w:sz w:val="20"/>
               </w:rPr>
-              <w:t>Bài tập phối hợp di chuyển vượt qua chướng ngại vật trên đường thẳng</w:t>
+              <w:t>Chủ đề 3: Tư thế và kĩ năng vận động cơ bản — Bài 1: Bài tập phối hợp di chuyển vượt qua chướng ngại vật trên đường thẳng (Tiết 3)</w:t>
             </w:r>
           </w:p>
         </w:tc>
@@ -3531,7 +3531,7 @@
                 <w:i w:val="0"/>
                 <w:sz w:val="20"/>
               </w:rPr>
-              <w:t>Bài tập phối hợp di chuyển vượt qua chướng ngại vật trên đường thẳng</w:t>
+              <w:t>Chủ đề 3: Tư thế và kĩ năng vận động cơ bản — Bài 1: Bài tập phối hợp di chuyển vượt qua chướng ngại vật trên đường thẳng (Tiết 4)</w:t>
             </w:r>
           </w:p>
         </w:tc>
@@ -3551,7 +3551,7 @@
                 <w:i w:val="0"/>
                 <w:sz w:val="20"/>
               </w:rPr>
-              <w:t>Tiết 26</w:t>
+              <w:t>Tiết 26 (4 tiết)</w:t>
             </w:r>
           </w:p>
         </w:tc>
@@ -3647,7 +3647,7 @@
                 <w:i w:val="0"/>
                 <w:sz w:val="20"/>
               </w:rPr>
-              <w:t>Bài tập phối hợp di chuyển vượ qua chướng ngại vật trên đường thẳng</w:t>
+              <w:t>Chủ đề 3: Tư thế và kĩ năng vận động cơ bản — Bài 2: Bài tập phối hợp di chuyển vượt qua chướng ngại vật trên đường gấp khúc (Tiết 1)</w:t>
             </w:r>
           </w:p>
         </w:tc>
@@ -3667,7 +3667,7 @@
                 <w:i w:val="0"/>
                 <w:sz w:val="20"/>
               </w:rPr>
-              <w:t>Tiết 27</w:t>
+              <w:t>Tiết 27 (6 tiết)</w:t>
             </w:r>
           </w:p>
         </w:tc>
@@ -3761,7 +3761,7 @@
                 <w:i w:val="0"/>
                 <w:sz w:val="20"/>
               </w:rPr>
-              <w:t>Bài tập phối hợp di chuyển vượt qua chướng ngại vật trên đường thẳng</w:t>
+              <w:t>Chủ đề 3: Tư thế và kĩ năng vận động cơ bản — Bài 2: Bài tập phối hợp di chuyển vượt qua chướng ngại vật trên đường gấp khúc (Tiết 2)</w:t>
             </w:r>
           </w:p>
         </w:tc>
@@ -3781,7 +3781,7 @@
                 <w:i w:val="0"/>
                 <w:sz w:val="20"/>
               </w:rPr>
-              <w:t>Tiết 28</w:t>
+              <w:t>Tiết 28 (6 tiết)</w:t>
             </w:r>
           </w:p>
         </w:tc>
@@ -3877,7 +3877,7 @@
                 <w:i w:val="0"/>
                 <w:sz w:val="20"/>
               </w:rPr>
-              <w:t>Bài tập phối hợp di chuyển vượt qua chướng ngại vật trên đường  gấp khúc</w:t>
+              <w:t>Chủ đề 3: Tư thế và kĩ năng vận động cơ bản — Bài 2: Bài tập phối hợp di chuyển vượt qua chướng ngại vật trên đường gấp khúc (Tiết 3)</w:t>
             </w:r>
           </w:p>
         </w:tc>
@@ -3991,7 +3991,7 @@
                 <w:i w:val="0"/>
                 <w:sz w:val="20"/>
               </w:rPr>
-              <w:t>Bài tập phối hợp di chuyển vượt qua chướng ngại vật trên đường  gấp khúc</w:t>
+              <w:t>Chủ đề 3: Tư thế và kĩ năng vận động cơ bản — Bài 2: Bài tập phối hợp di chuyển vượt qua chướng ngại vật trên đường gấp khúc (Tiết 4)</w:t>
             </w:r>
           </w:p>
         </w:tc>
@@ -4011,7 +4011,7 @@
                 <w:i w:val="0"/>
                 <w:sz w:val="20"/>
               </w:rPr>
-              <w:t>Tiết 30</w:t>
+              <w:t>Tiết 30 (6 tiết)</w:t>
             </w:r>
           </w:p>
         </w:tc>
@@ -4107,7 +4107,7 @@
                 <w:i w:val="0"/>
                 <w:sz w:val="20"/>
               </w:rPr>
-              <w:t>Bài tập phối hợp di chuyển vượt qua chướng ngại vật trên đường  gấp khúc</w:t>
+              <w:t>Chủ đề 3: Tư thế và kĩ năng vận động cơ bản — Bài 2: Bài tập phối hợp di chuyển vượt qua chướng ngại vật trên đường gấp khúc (Tiết 5)</w:t>
             </w:r>
           </w:p>
         </w:tc>
@@ -4127,7 +4127,7 @@
                 <w:i w:val="0"/>
                 <w:sz w:val="20"/>
               </w:rPr>
-              <w:t>Tiết 31</w:t>
+              <w:t>Tiết 31 (6 tiết)</w:t>
             </w:r>
           </w:p>
         </w:tc>
@@ -4221,7 +4221,7 @@
                 <w:i w:val="0"/>
                 <w:sz w:val="20"/>
               </w:rPr>
-              <w:t>Bài tập phối hợp di chuyển vượt qua chướng ngại vật trên đường  gấp khúc</w:t>
+              <w:t>Chủ đề 3: Tư thế và kĩ năng vận động cơ bản — Bài 2: Bài tập phối hợp di chuyển vượt qua chướng ngại vật trên đường gấp khúc (Tiết 6)</w:t>
             </w:r>
           </w:p>
         </w:tc>
@@ -4241,7 +4241,7 @@
                 <w:i w:val="0"/>
                 <w:sz w:val="20"/>
               </w:rPr>
-              <w:t>Tiết 32</w:t>
+              <w:t>Tiết 32 (6 tiết)</w:t>
             </w:r>
           </w:p>
         </w:tc>
@@ -4337,7 +4337,7 @@
                 <w:i w:val="0"/>
                 <w:sz w:val="20"/>
               </w:rPr>
-              <w:t>Bài tập phối hợp di chuyển vượt qua chướng ngại vật trên đường  gấp khúc</w:t>
+              <w:t>Chủ đề 3: Tư thế và kĩ năng vận động cơ bản — Bài 3: Bài tập phối hợp di chuyển vượt qua chướng ngại vật trên địa hình (Tiết 1)</w:t>
             </w:r>
           </w:p>
         </w:tc>
@@ -4357,7 +4357,7 @@
                 <w:i w:val="0"/>
                 <w:sz w:val="20"/>
               </w:rPr>
-              <w:t>Tiết 33</w:t>
+              <w:t>Tiết 33 (6 tiết)</w:t>
             </w:r>
           </w:p>
         </w:tc>
@@ -4451,7 +4451,7 @@
                 <w:i w:val="0"/>
                 <w:sz w:val="20"/>
               </w:rPr>
-              <w:t>Bài tập phối hợp di chuyển vượt qua chướng ngại vật trên đường  gấp khúc</w:t>
+              <w:t>Chủ đề 3: Tư thế và kĩ năng vận động cơ bản — Bài 3: Bài tập phối hợp di chuyển vượt qua chướng ngại vật trên địa hình (Tiết 2)</w:t>
             </w:r>
           </w:p>
         </w:tc>
@@ -4471,7 +4471,7 @@
                 <w:i w:val="0"/>
                 <w:sz w:val="20"/>
               </w:rPr>
-              <w:t>Tiết 34</w:t>
+              <w:t>Tiết 34 (6 tiết)</w:t>
             </w:r>
           </w:p>
         </w:tc>
@@ -4549,7 +4549,7 @@
                 <w:i w:val="0"/>
                 <w:sz w:val="20"/>
               </w:rPr>
-              <w:t>Chủ đề 3: Tư thế và kĩ năng vận động cơ bản</w:t>
+              <w:t>Ôn tập, kiểm tra, đánh giá</w:t>
             </w:r>
           </w:p>
         </w:tc>
@@ -4568,7 +4568,7 @@
                 <w:i w:val="0"/>
                 <w:sz w:val="20"/>
               </w:rPr>
-              <w:t>Trải nghiệm biểu diễn Bài thể dục phát triển chung với nhạc.</w:t>
+              <w:t>Ôn tập và đánh giá cuối học kì I (Tiết 1 - Ôn tập)</w:t>
             </w:r>
           </w:p>
         </w:tc>
@@ -4682,7 +4682,7 @@
                 <w:i w:val="0"/>
                 <w:sz w:val="20"/>
               </w:rPr>
-              <w:t>Sơ kết kỳ I: Nhắc lại những kiến thức đã học.</w:t>
+              <w:t>Ôn tập và đánh giá cuối học kì I (Tiết 2 - Đánh giá)</w:t>
             </w:r>
           </w:p>
         </w:tc>
@@ -4822,7 +4822,7 @@
                 <w:i w:val="0"/>
                 <w:sz w:val="20"/>
               </w:rPr>
-              <w:t>Bài tập phối hợp di chuyển vượt qua chướng ngại vật trên địa hình</w:t>
+              <w:t>Chủ đề 3: Tư thế và kĩ năng vận động cơ bản — Bài 3: Bài tập phối hợp di chuyển vượt qua chướng ngại vật trên địa hình (Tiết 3)</w:t>
             </w:r>
           </w:p>
         </w:tc>
@@ -4937,7 +4937,7 @@
                 <w:i w:val="0"/>
                 <w:sz w:val="20"/>
               </w:rPr>
-              <w:t>Bài tập phối hợp di chuyển vượt qua chướng ngại vật trên địa hình</w:t>
+              <w:t>Chủ đề 3: Tư thế và kĩ năng vận động cơ bản — Bài 3: Bài tập phối hợp di chuyển vượt qua chướng ngại vật trên địa hình (Tiết 4)</w:t>
             </w:r>
           </w:p>
         </w:tc>
@@ -4957,7 +4957,7 @@
                 <w:i w:val="0"/>
                 <w:sz w:val="20"/>
               </w:rPr>
-              <w:t>Tiết 38</w:t>
+              <w:t>Tiết 38 (6 tiết)</w:t>
             </w:r>
           </w:p>
         </w:tc>
@@ -5053,7 +5053,7 @@
                 <w:i w:val="0"/>
                 <w:sz w:val="20"/>
               </w:rPr>
-              <w:t>Bài tập phối hợp di chuyển vượt qua chướng ngại vật trên địa hình</w:t>
+              <w:t>Chủ đề 3: Tư thế và kĩ năng vận động cơ bản — Bài 3: Bài tập phối hợp di chuyển vượt qua chướng ngại vật trên địa hình (Tiết 5)</w:t>
             </w:r>
           </w:p>
         </w:tc>
@@ -5073,7 +5073,7 @@
                 <w:i w:val="0"/>
                 <w:sz w:val="20"/>
               </w:rPr>
-              <w:t>Tiết 39</w:t>
+              <w:t>Tiết 39 (6 tiết)</w:t>
             </w:r>
           </w:p>
         </w:tc>
@@ -5167,7 +5167,7 @@
                 <w:i w:val="0"/>
                 <w:sz w:val="20"/>
               </w:rPr>
-              <w:t>Bài tập phối hợp di chuyển vượt qua chướng ngại vật trên địa hình</w:t>
+              <w:t>Chủ đề 3: Tư thế và kĩ năng vận động cơ bản — Bài 3: Bài tập phối hợp di chuyển vượt qua chướng ngại vật trên địa hình (Tiết 6)</w:t>
             </w:r>
           </w:p>
         </w:tc>
@@ -5187,7 +5187,7 @@
                 <w:i w:val="0"/>
                 <w:sz w:val="20"/>
               </w:rPr>
-              <w:t>Tiết 40</w:t>
+              <w:t>Tiết 40 (6 tiết)</w:t>
             </w:r>
           </w:p>
         </w:tc>
@@ -5283,7 +5283,7 @@
                 <w:i w:val="0"/>
                 <w:sz w:val="20"/>
               </w:rPr>
-              <w:t>Bài tập phối hợp di chuyển vượt qua chướng ngại vật trên địa hình</w:t>
+              <w:t>Chủ đề 3: Tư thế và kĩ năng vận động cơ bản — Bài 4: Bài tập tại chỗ tung – bắt bóng bằng hai tay (Tiết 1)</w:t>
             </w:r>
           </w:p>
         </w:tc>
@@ -5303,7 +5303,7 @@
                 <w:i w:val="0"/>
                 <w:sz w:val="20"/>
               </w:rPr>
-              <w:t>Tiết 41</w:t>
+              <w:t>Tiết 41 (4 tiết)</w:t>
             </w:r>
           </w:p>
         </w:tc>
@@ -5397,7 +5397,7 @@
                 <w:i w:val="0"/>
                 <w:sz w:val="20"/>
               </w:rPr>
-              <w:t>Bài tập phối hợp di chuyển vượt qua chướng ngại vật trên địa hình</w:t>
+              <w:t>Chủ đề 3: Tư thế và kĩ năng vận động cơ bản — Bài 4: Bài tập tại chỗ tung – bắt bóng bằng hai tay (Tiết 2)</w:t>
             </w:r>
           </w:p>
         </w:tc>
@@ -5417,7 +5417,7 @@
                 <w:i w:val="0"/>
                 <w:sz w:val="20"/>
               </w:rPr>
-              <w:t>Tiết 42</w:t>
+              <w:t>Tiết 42 (4 tiết)</w:t>
             </w:r>
           </w:p>
         </w:tc>
@@ -5513,7 +5513,7 @@
                 <w:i w:val="0"/>
                 <w:sz w:val="20"/>
               </w:rPr>
-              <w:t>Bài tập tại chỗ tung bắt- bóng  bằng hai tay</w:t>
+              <w:t>Chủ đề 3: Tư thế và kĩ năng vận động cơ bản — Bài 4: Bài tập tại chỗ tung – bắt bóng bằng hai tay (Tiết 3)</w:t>
             </w:r>
           </w:p>
         </w:tc>
@@ -5627,7 +5627,7 @@
                 <w:i w:val="0"/>
                 <w:sz w:val="20"/>
               </w:rPr>
-              <w:t>Bài tập tại chỗ tung bắt- bóng  bằng hai tay</w:t>
+              <w:t>Chủ đề 3: Tư thế và kĩ năng vận động cơ bản — Bài 4: Bài tập tại chỗ tung – bắt bóng bằng hai tay (Tiết 4)</w:t>
             </w:r>
           </w:p>
         </w:tc>
@@ -5647,7 +5647,7 @@
                 <w:i w:val="0"/>
                 <w:sz w:val="20"/>
               </w:rPr>
-              <w:t>Tiết 44</w:t>
+              <w:t>Tiết 44 (4 tiết)</w:t>
             </w:r>
           </w:p>
         </w:tc>
@@ -5744,7 +5744,7 @@
                 <w:i w:val="0"/>
                 <w:sz w:val="20"/>
               </w:rPr>
-              <w:t>Bài tập tại chỗ tung bắt- bóng  bằng hai tay</w:t>
+              <w:t>Chủ đề 3: Tư thế và kĩ năng vận động cơ bản — Bài 5: Bài tập di chuyển tung – bắt bóng bằng hai tay (Tiết 1)</w:t>
             </w:r>
           </w:p>
         </w:tc>
@@ -5764,7 +5764,7 @@
                 <w:i w:val="0"/>
                 <w:sz w:val="20"/>
               </w:rPr>
-              <w:t>Tiết 45</w:t>
+              <w:t>Tiết 45 (4 tiết)</w:t>
             </w:r>
           </w:p>
         </w:tc>
@@ -5858,7 +5858,7 @@
                 <w:i w:val="0"/>
                 <w:sz w:val="20"/>
               </w:rPr>
-              <w:t>Bài tập tại chỗ tung bắt- bóng  bằng hai tay</w:t>
+              <w:t>Chủ đề 3: Tư thế và kĩ năng vận động cơ bản — Bài 5: Bài tập di chuyển tung – bắt bóng bằng hai tay (Tiết 2)</w:t>
             </w:r>
           </w:p>
         </w:tc>
@@ -5878,7 +5878,7 @@
                 <w:i w:val="0"/>
                 <w:sz w:val="20"/>
               </w:rPr>
-              <w:t>Tiết 46</w:t>
+              <w:t>Tiết 46 (4 tiết)</w:t>
             </w:r>
           </w:p>
         </w:tc>
@@ -5974,7 +5974,7 @@
                 <w:i w:val="0"/>
                 <w:sz w:val="20"/>
               </w:rPr>
-              <w:t>Bài tập di chuyển tung , bắt bóng bằng hai tay</w:t>
+              <w:t>Chủ đề 3: Tư thế và kĩ năng vận động cơ bản — Bài 5: Bài tập di chuyển tung – bắt bóng bằng hai tay (Tiết 3)</w:t>
             </w:r>
           </w:p>
         </w:tc>
@@ -6088,7 +6088,7 @@
                 <w:i w:val="0"/>
                 <w:sz w:val="20"/>
               </w:rPr>
-              <w:t>Bài tập di chuyển tung , bắt bóng bằng hai tay</w:t>
+              <w:t>Chủ đề 3: Tư thế và kĩ năng vận động cơ bản — Bài 5: Bài tập di chuyển tung – bắt bóng bằng hai tay (Tiết 4)</w:t>
             </w:r>
           </w:p>
         </w:tc>
@@ -6108,7 +6108,7 @@
                 <w:i w:val="0"/>
                 <w:sz w:val="20"/>
               </w:rPr>
-              <w:t>Tiết 48</w:t>
+              <w:t>Tiết 48 (4 tiết)</w:t>
             </w:r>
           </w:p>
         </w:tc>
@@ -6185,7 +6185,7 @@
                 <w:i w:val="0"/>
                 <w:sz w:val="20"/>
               </w:rPr>
-              <w:t>Chủ đề 3: Tư thế và kĩ năng vận động cơ bản</w:t>
+              <w:t>Chủ đề 4: Thể thao tự chọn (Bóng rổ)</w:t>
             </w:r>
           </w:p>
         </w:tc>
@@ -6204,7 +6204,7 @@
                 <w:i w:val="0"/>
                 <w:sz w:val="20"/>
               </w:rPr>
-              <w:t>Bài tập di chuyển tung, bắt bóng bằng hai tay .</w:t>
+              <w:t>Chủ đề 4: Thể thao tự chọn (Bóng rổ) — Bài 1: Bài tập bổ trợ với bóng (Tiết 1)</w:t>
             </w:r>
           </w:p>
         </w:tc>
@@ -6224,7 +6224,7 @@
                 <w:i w:val="0"/>
                 <w:sz w:val="20"/>
               </w:rPr>
-              <w:t>Tiết 49</w:t>
+              <w:t>Tiết 49 (4 tiết)</w:t>
             </w:r>
           </w:p>
         </w:tc>
@@ -6318,7 +6318,7 @@
                 <w:i w:val="0"/>
                 <w:sz w:val="20"/>
               </w:rPr>
-              <w:t>Bài tập di chuyển tung , bắt bóng bằng hai tay.</w:t>
+              <w:t>Chủ đề 4: Thể thao tự chọn (Bóng rổ) — Bài 1: Bài tập bổ trợ với bóng (Tiết 2)</w:t>
             </w:r>
           </w:p>
         </w:tc>
@@ -6338,7 +6338,7 @@
                 <w:i w:val="0"/>
                 <w:sz w:val="20"/>
               </w:rPr>
-              <w:t>Tiết 50</w:t>
+              <w:t>Tiết 50 (4 tiết)</w:t>
             </w:r>
           </w:p>
         </w:tc>
@@ -6416,7 +6416,7 @@
                 <w:i w:val="0"/>
                 <w:sz w:val="20"/>
               </w:rPr>
-              <w:t>Chủ đề 3: Tư thế và kĩ năng vận động cơ bản</w:t>
+              <w:t>Chủ đề 4: Thể thao tự chọn (Bóng rổ)</w:t>
             </w:r>
           </w:p>
         </w:tc>
@@ -6435,7 +6435,7 @@
                 <w:i w:val="0"/>
                 <w:sz w:val="20"/>
               </w:rPr>
-              <w:t>Kiểm tra đánh giá tư thế và kỹ năng vận động cơ bản</w:t>
+              <w:t>Chủ đề 4: Thể thao tự chọn (Bóng rổ) — Bài 1: Bài tập bổ trợ với bóng (Tiết 3)</w:t>
             </w:r>
           </w:p>
         </w:tc>
@@ -6455,7 +6455,7 @@
                 <w:i w:val="0"/>
                 <w:sz w:val="20"/>
               </w:rPr>
-              <w:t>Tiết 51 (1 tiết)</w:t>
+              <w:t>Tiết 51 (4 tiết)</w:t>
             </w:r>
           </w:p>
         </w:tc>
@@ -6531,7 +6531,6 @@
                 <w:i w:val="0"/>
                 <w:sz w:val="20"/>
               </w:rPr>
-              <w:t>Môn Thể thao tự chọn</w:t>
             </w:r>
           </w:p>
         </w:tc>
@@ -6550,7 +6549,7 @@
                 <w:i w:val="0"/>
                 <w:sz w:val="20"/>
               </w:rPr>
-              <w:t>Bài tập bổ trợ với bóng</w:t>
+              <w:t>Chủ đề 4: Thể thao tự chọn (Bóng rổ) — Bài 1: Bài tập bổ trợ với bóng (Tiết 4)</w:t>
             </w:r>
           </w:p>
         </w:tc>
@@ -6647,7 +6646,7 @@
                 <w:i w:val="0"/>
                 <w:sz w:val="20"/>
               </w:rPr>
-              <w:t>Môn Thể thao tự chọn</w:t>
+              <w:t>Chủ đề 4: Thể thao tự chọn (Bóng rổ)</w:t>
             </w:r>
           </w:p>
         </w:tc>
@@ -6666,7 +6665,7 @@
                 <w:i w:val="0"/>
                 <w:sz w:val="20"/>
               </w:rPr>
-              <w:t>Bài tập bổ trợ với bóng</w:t>
+              <w:t>Chủ đề 4: Thể thao tự chọn (Bóng rổ) — Bài 2: Động tác dẫn bóng theo hướng thẳng, dẫn bóng đổi hướng (Tiết 1)</w:t>
             </w:r>
           </w:p>
         </w:tc>
@@ -6686,7 +6685,7 @@
                 <w:i w:val="0"/>
                 <w:sz w:val="20"/>
               </w:rPr>
-              <w:t>Tiết 53</w:t>
+              <w:t>Tiết 53 (4 tiết)</w:t>
             </w:r>
           </w:p>
         </w:tc>
@@ -6780,7 +6779,7 @@
                 <w:i w:val="0"/>
                 <w:sz w:val="20"/>
               </w:rPr>
-              <w:t>Bài tập bổ trợ với bóng</w:t>
+              <w:t>Chủ đề 4: Thể thao tự chọn (Bóng rổ) — Bài 2: Động tác dẫn bóng theo hướng thẳng, dẫn bóng đổi hướng (Tiết 2)</w:t>
             </w:r>
           </w:p>
         </w:tc>
@@ -6800,7 +6799,7 @@
                 <w:i w:val="0"/>
                 <w:sz w:val="20"/>
               </w:rPr>
-              <w:t>Tiết 54</w:t>
+              <w:t>Tiết 54 (4 tiết)</w:t>
             </w:r>
           </w:p>
         </w:tc>
@@ -6877,7 +6876,7 @@
                 <w:i w:val="0"/>
                 <w:sz w:val="20"/>
               </w:rPr>
-              <w:t>Môn Thể thao tự chọn</w:t>
+              <w:t>Chủ đề 4: Thể thao tự chọn (Bóng rổ)</w:t>
             </w:r>
           </w:p>
         </w:tc>
@@ -6896,7 +6895,7 @@
                 <w:i w:val="0"/>
                 <w:sz w:val="20"/>
               </w:rPr>
-              <w:t>Bài tập bổ trợ với bóng</w:t>
+              <w:t>Chủ đề 4: Thể thao tự chọn (Bóng rổ) — Bài 2: Động tác dẫn bóng theo hướng thẳng, dẫn bóng đổi hướng (Tiết 3)</w:t>
             </w:r>
           </w:p>
         </w:tc>
@@ -6916,7 +6915,7 @@
                 <w:i w:val="0"/>
                 <w:sz w:val="20"/>
               </w:rPr>
-              <w:t>Tiết 55</w:t>
+              <w:t>Tiết 55 (4 tiết)</w:t>
             </w:r>
           </w:p>
         </w:tc>
@@ -7010,7 +7009,7 @@
                 <w:i w:val="0"/>
                 <w:sz w:val="20"/>
               </w:rPr>
-              <w:t>Động tác dẫn bóng theo hướng thẳng. Dẫn bóng đổi hướng.</w:t>
+              <w:t>Chủ đề 4: Thể thao tự chọn (Bóng rổ) — Bài 2: Động tác dẫn bóng theo hướng thẳng, dẫn bóng đổi hướng (Tiết 4)</w:t>
             </w:r>
           </w:p>
         </w:tc>
@@ -7107,7 +7106,7 @@
                 <w:i w:val="0"/>
                 <w:sz w:val="20"/>
               </w:rPr>
-              <w:t>Môn Thể thao tự chọn</w:t>
+              <w:t>Ôn tập, kiểm tra, đánh giá</w:t>
             </w:r>
           </w:p>
         </w:tc>
@@ -7126,7 +7125,7 @@
                 <w:i w:val="0"/>
                 <w:sz w:val="20"/>
               </w:rPr>
-              <w:t>Động tác dẫn bóng theo hướng thẳng. Dẫn bóng đổi hướng.</w:t>
+              <w:t>Ôn tập giữa học kì II</w:t>
             </w:r>
           </w:p>
         </w:tc>
@@ -7146,7 +7145,7 @@
                 <w:i w:val="0"/>
                 <w:sz w:val="20"/>
               </w:rPr>
-              <w:t>Tiết 57</w:t>
+              <w:t>Tiết 57 (1 tiết)</w:t>
             </w:r>
           </w:p>
         </w:tc>
@@ -7222,6 +7221,7 @@
                 <w:i w:val="0"/>
                 <w:sz w:val="20"/>
               </w:rPr>
+              <w:t>Chủ đề 4: Thể thao tự chọn (Bóng rổ)</w:t>
             </w:r>
           </w:p>
         </w:tc>
@@ -7240,7 +7240,7 @@
                 <w:i w:val="0"/>
                 <w:sz w:val="20"/>
               </w:rPr>
-              <w:t>Động tác dẫn bóng theo hướng thẳng. Dẫn bóng đổi hướng.</w:t>
+              <w:t>Chủ đề 4: Thể thao tự chọn (Bóng rổ) — Bài 3: Động tác chuyền bóng bằng hai tay trước ngực (Tiết 1)</w:t>
             </w:r>
           </w:p>
         </w:tc>
@@ -7260,7 +7260,7 @@
                 <w:i w:val="0"/>
                 <w:sz w:val="20"/>
               </w:rPr>
-              <w:t>Tiết 58</w:t>
+              <w:t>Tiết 58 (5 tiết)</w:t>
             </w:r>
           </w:p>
         </w:tc>
@@ -7338,7 +7338,7 @@
                 <w:i w:val="0"/>
                 <w:sz w:val="20"/>
               </w:rPr>
-              <w:t>Môn Thể thao tự chọn</w:t>
+              <w:t>Chủ đề 4: Thể thao tự chọn (Bóng rổ)</w:t>
             </w:r>
           </w:p>
         </w:tc>
@@ -7357,7 +7357,7 @@
                 <w:i w:val="0"/>
                 <w:sz w:val="20"/>
               </w:rPr>
-              <w:t>Động tác dẫn bóng theo hướng thẳng. Dẫn bóng đổi hướng.</w:t>
+              <w:t>Chủ đề 4: Thể thao tự chọn (Bóng rổ) — Bài 3: Động tác chuyền bóng bằng hai tay trước ngực (Tiết 2)</w:t>
             </w:r>
           </w:p>
         </w:tc>
@@ -7377,7 +7377,7 @@
                 <w:i w:val="0"/>
                 <w:sz w:val="20"/>
               </w:rPr>
-              <w:t>Tiết 59</w:t>
+              <w:t>Tiết 59 (5 tiết)</w:t>
             </w:r>
           </w:p>
         </w:tc>
@@ -7471,7 +7471,7 @@
                 <w:i w:val="0"/>
                 <w:sz w:val="20"/>
               </w:rPr>
-              <w:t>Động tác chuyền bóng bằng hai tay trước ngực</w:t>
+              <w:t>Chủ đề 4: Thể thao tự chọn (Bóng rổ) — Bài 3: Động tác chuyền bóng bằng hai tay trước ngực (Tiết 3)</w:t>
             </w:r>
           </w:p>
         </w:tc>
@@ -7491,7 +7491,7 @@
                 <w:i w:val="0"/>
                 <w:sz w:val="20"/>
               </w:rPr>
-              <w:t>Tiết 60 (4 tiết)</w:t>
+              <w:t>Tiết 60 (5 tiết)</w:t>
             </w:r>
           </w:p>
         </w:tc>
@@ -7568,7 +7568,7 @@
                 <w:i w:val="0"/>
                 <w:sz w:val="20"/>
               </w:rPr>
-              <w:t>Môn Thể thao tự chọn</w:t>
+              <w:t>Chủ đề 4: Thể thao tự chọn (Bóng rổ)</w:t>
             </w:r>
           </w:p>
         </w:tc>
@@ -7587,7 +7587,7 @@
                 <w:i w:val="0"/>
                 <w:sz w:val="20"/>
               </w:rPr>
-              <w:t>Động tác chuyền bóng bằng hai tay trước ngực</w:t>
+              <w:t>Chủ đề 4: Thể thao tự chọn (Bóng rổ) — Bài 3: Động tác chuyền bóng bằng hai tay trước ngực (Tiết 4)</w:t>
             </w:r>
           </w:p>
         </w:tc>
@@ -7607,7 +7607,7 @@
                 <w:i w:val="0"/>
                 <w:sz w:val="20"/>
               </w:rPr>
-              <w:t>Tiết 61</w:t>
+              <w:t>Tiết 61 (5 tiết)</w:t>
             </w:r>
           </w:p>
         </w:tc>
@@ -7701,7 +7701,7 @@
                 <w:i w:val="0"/>
                 <w:sz w:val="20"/>
               </w:rPr>
-              <w:t>Động tác chuyền bóng bằng hai tay trước ngực</w:t>
+              <w:t>Chủ đề 4: Thể thao tự chọn (Bóng rổ) — Bài 3: Động tác chuyền bóng bằng hai tay trước ngực (Tiết 5)</w:t>
             </w:r>
           </w:p>
         </w:tc>
@@ -7721,7 +7721,7 @@
                 <w:i w:val="0"/>
                 <w:sz w:val="20"/>
               </w:rPr>
-              <w:t>Tiết 62</w:t>
+              <w:t>Tiết 62 (5 tiết)</w:t>
             </w:r>
           </w:p>
         </w:tc>
@@ -7799,7 +7799,7 @@
                 <w:i w:val="0"/>
                 <w:sz w:val="20"/>
               </w:rPr>
-              <w:t>Môn Thể thao tự chọn</w:t>
+              <w:t>Chủ đề 4: Thể thao tự chọn (Bóng rổ)</w:t>
             </w:r>
           </w:p>
         </w:tc>
@@ -7818,7 +7818,7 @@
                 <w:i w:val="0"/>
                 <w:sz w:val="20"/>
               </w:rPr>
-              <w:t>Động tác chuyền bóng bằng hai tay trước ngực</w:t>
+              <w:t>Chủ đề 4: Thể thao tự chọn (Bóng rổ) — Bài 4: Bài tập phối hợp dẫn bóng – ném rổ bằng hai tay trước ngực (Tiết 1)</w:t>
             </w:r>
           </w:p>
         </w:tc>
@@ -7838,7 +7838,7 @@
                 <w:i w:val="0"/>
                 <w:sz w:val="20"/>
               </w:rPr>
-              <w:t>Tiết 63</w:t>
+              <w:t>Tiết 63 (5 tiết)</w:t>
             </w:r>
           </w:p>
         </w:tc>
@@ -7932,7 +7932,7 @@
                 <w:i w:val="0"/>
                 <w:sz w:val="20"/>
               </w:rPr>
-              <w:t>Bài tập phối hợp dẫn bóng- ném rổ bằng hai tay trước ngực</w:t>
+              <w:t>Chủ đề 4: Thể thao tự chọn (Bóng rổ) — Bài 4: Bài tập phối hợp dẫn bóng – ném rổ bằng hai tay trước ngực (Tiết 2)</w:t>
             </w:r>
           </w:p>
         </w:tc>
@@ -7952,7 +7952,7 @@
                 <w:i w:val="0"/>
                 <w:sz w:val="20"/>
               </w:rPr>
-              <w:t>Tiết 64 (6 tiết)</w:t>
+              <w:t>Tiết 64 (5 tiết)</w:t>
             </w:r>
           </w:p>
         </w:tc>
@@ -8029,7 +8029,7 @@
                 <w:i w:val="0"/>
                 <w:sz w:val="20"/>
               </w:rPr>
-              <w:t>Môn Thể thao tự chọn</w:t>
+              <w:t>Chủ đề 4: Thể thao tự chọn (Bóng rổ)</w:t>
             </w:r>
           </w:p>
         </w:tc>
@@ -8048,7 +8048,7 @@
                 <w:i w:val="0"/>
                 <w:sz w:val="20"/>
               </w:rPr>
-              <w:t>Bài tập phối hợp dẫn bóng- ném rổ bằng hai tay trước ngực</w:t>
+              <w:t>Chủ đề 4: Thể thao tự chọn (Bóng rổ) — Bài 4: Bài tập phối hợp dẫn bóng – ném rổ bằng hai tay trước ngực (Tiết 3)</w:t>
             </w:r>
           </w:p>
         </w:tc>
@@ -8068,7 +8068,7 @@
                 <w:i w:val="0"/>
                 <w:sz w:val="20"/>
               </w:rPr>
-              <w:t>Tiết 65</w:t>
+              <w:t>Tiết 65 (5 tiết)</w:t>
             </w:r>
           </w:p>
         </w:tc>
@@ -8162,7 +8162,7 @@
                 <w:i w:val="0"/>
                 <w:sz w:val="20"/>
               </w:rPr>
-              <w:t>Bài tập phối hợp dẫn bóng- ném rổ bằng hai tay trước ngực</w:t>
+              <w:t>Chủ đề 4: Thể thao tự chọn (Bóng rổ) — Bài 4: Bài tập phối hợp dẫn bóng – ném rổ bằng hai tay trước ngực (Tiết 4)</w:t>
             </w:r>
           </w:p>
         </w:tc>
@@ -8182,7 +8182,7 @@
                 <w:i w:val="0"/>
                 <w:sz w:val="20"/>
               </w:rPr>
-              <w:t>Tiết 66</w:t>
+              <w:t>Tiết 66 (5 tiết)</w:t>
             </w:r>
           </w:p>
         </w:tc>
@@ -8259,7 +8259,7 @@
                 <w:i w:val="0"/>
                 <w:sz w:val="20"/>
               </w:rPr>
-              <w:t>Môn Thể thao tự chọn</w:t>
+              <w:t>Chủ đề 4: Thể thao tự chọn (Bóng rổ)</w:t>
             </w:r>
           </w:p>
         </w:tc>
@@ -8278,7 +8278,7 @@
                 <w:i w:val="0"/>
                 <w:sz w:val="20"/>
               </w:rPr>
-              <w:t>Bài tập phối hợp dẫn bóng- ném rổ bằng hai tay trước ngực</w:t>
+              <w:t>Chủ đề 4: Thể thao tự chọn (Bóng rổ) — Bài 4: Bài tập phối hợp dẫn bóng – ném rổ bằng hai tay trước ngực (Tiết 5)</w:t>
             </w:r>
           </w:p>
         </w:tc>
@@ -8298,7 +8298,7 @@
                 <w:i w:val="0"/>
                 <w:sz w:val="20"/>
               </w:rPr>
-              <w:t>Tiết 67</w:t>
+              <w:t>Tiết 67 (5 tiết)</w:t>
             </w:r>
           </w:p>
         </w:tc>
@@ -8374,6 +8374,7 @@
                 <w:i w:val="0"/>
                 <w:sz w:val="20"/>
               </w:rPr>
+              <w:t>Ôn tập, kiểm tra, đánh giá</w:t>
             </w:r>
           </w:p>
         </w:tc>
@@ -8392,7 +8393,7 @@
                 <w:i w:val="0"/>
                 <w:sz w:val="20"/>
               </w:rPr>
-              <w:t>Bài tập phối hợp dẫn bóng- ném rổ bằng hai tay trước ngực</w:t>
+              <w:t>Ôn tập và đánh giá cuối năm (Tiết 1 - Ôn tập, hệ thống hoá)</w:t>
             </w:r>
           </w:p>
         </w:tc>
@@ -8412,7 +8413,7 @@
                 <w:i w:val="0"/>
                 <w:sz w:val="20"/>
               </w:rPr>
-              <w:t>Tiết 68</w:t>
+              <w:t>Tiết 68 (1 tiết)</w:t>
             </w:r>
           </w:p>
         </w:tc>
@@ -8489,7 +8490,7 @@
                 <w:i w:val="0"/>
                 <w:sz w:val="20"/>
               </w:rPr>
-              <w:t>Môn Thể thao tự chọn</w:t>
+              <w:t>Ôn tập, kiểm tra, đánh giá</w:t>
             </w:r>
           </w:p>
         </w:tc>
@@ -8508,7 +8509,7 @@
                 <w:i w:val="0"/>
                 <w:sz w:val="20"/>
               </w:rPr>
-              <w:t>Bài tập phối hợp dẫn bóng- ném rổ bằng hai tay trước ngực</w:t>
+              <w:t>Ôn tập và đánh giá cuối năm (Tiết 2 - Đánh giá)</w:t>
             </w:r>
           </w:p>
         </w:tc>
@@ -8528,7 +8529,7 @@
                 <w:i w:val="0"/>
                 <w:sz w:val="20"/>
               </w:rPr>
-              <w:t>Tiết 69</w:t>
+              <w:t>Tiết 69 (1 tiết)</w:t>
             </w:r>
           </w:p>
         </w:tc>
@@ -8604,7 +8605,6 @@
                 <w:i w:val="0"/>
                 <w:sz w:val="20"/>
               </w:rPr>
-              <w:t>Ôn tập, kiểm tra, đánh giá</w:t>
             </w:r>
           </w:p>
         </w:tc>
@@ -8623,7 +8623,7 @@
                 <w:i w:val="0"/>
                 <w:sz w:val="20"/>
               </w:rPr>
-              <w:t>Ôn tập, đánh giá cuối năm học</w:t>
+              <w:t>Ôn tập và đánh giá cuối năm (Tiết 3 - Đánh giá, tổng kết năm học)</w:t>
             </w:r>
           </w:p>
         </w:tc>

--- a/assets/docs/lop3/Giao duc the chat - Lop 3.docx
+++ b/assets/docs/lop3/Giao duc the chat - Lop 3.docx
@@ -653,6 +653,19 @@
               <w:t>NLS-AT: Xem sơ đồ xong cất thiết bị; di chuyển không ngoái nhìn màn hình.</w:t>
             </w:r>
           </w:p>
+          <w:p>
+            <w:pPr>
+              <w:spacing w:after="0"/>
+            </w:pPr>
+            <w:r>
+              <w:rPr>
+                <w:b w:val="0"/>
+                <w:i w:val="0"/>
+                <w:sz w:val="18"/>
+              </w:rPr>
+              <w:t>KNS: KN hợp tác và tuân thủ luật chơi; thắng không kiêu, thua không nản.</w:t>
+            </w:r>
+          </w:p>
         </w:tc>
         <w:tc>
           <w:tcPr>
@@ -781,6 +794,19 @@
               <w:t>NLS-AT: Chỉ chiếu video mẫu từ nguồn tin cậy đã xem trước; khi quay HS tập</w:t>
             </w:r>
           </w:p>
+          <w:p>
+            <w:pPr>
+              <w:spacing w:after="0"/>
+            </w:pPr>
+            <w:r>
+              <w:rPr>
+                <w:b w:val="0"/>
+                <w:i w:val="0"/>
+                <w:sz w:val="18"/>
+              </w:rPr>
+              <w:t>KNS: KN hợp tác và tuân thủ luật chơi; thắng không kiêu, thua không nản.</w:t>
+            </w:r>
+          </w:p>
         </w:tc>
         <w:tc>
           <w:tcPr>
@@ -911,6 +937,19 @@
               <w:t>NLS-AT: Đoạn quay HS chỉ dùng trong giờ học rồi xoá, không chia sẻ lên mạng</w:t>
             </w:r>
           </w:p>
+          <w:p>
+            <w:pPr>
+              <w:spacing w:after="0"/>
+            </w:pPr>
+            <w:r>
+              <w:rPr>
+                <w:b w:val="0"/>
+                <w:i w:val="0"/>
+                <w:sz w:val="18"/>
+              </w:rPr>
+              <w:t>KNS: KN hợp tác và tuân thủ luật chơi; thắng không kiêu, thua không nản.</w:t>
+            </w:r>
+          </w:p>
         </w:tc>
         <w:tc>
           <w:tcPr>
@@ -1039,6 +1078,19 @@
               <w:t>NLS-AT: GV chỉ quay khi HS đồng ý, giữ đoạn quay trong máy GV để nhận xét tại lớp</w:t>
             </w:r>
           </w:p>
+          <w:p>
+            <w:pPr>
+              <w:spacing w:after="0"/>
+            </w:pPr>
+            <w:r>
+              <w:rPr>
+                <w:b w:val="0"/>
+                <w:i w:val="0"/>
+                <w:sz w:val="18"/>
+              </w:rPr>
+              <w:t>KNS: KN hợp tác và tuân thủ luật chơi; thắng không kiêu, thua không nản.</w:t>
+            </w:r>
+          </w:p>
         </w:tc>
         <w:tc>
           <w:tcPr>
@@ -1153,6 +1205,7 @@
                 <w:i w:val="0"/>
                 <w:sz w:val="18"/>
               </w:rPr>
+              <w:t>KNS: KN hợp tác và tuân thủ luật chơi; thắng không kiêu, thua không nản.</w:t>
             </w:r>
           </w:p>
         </w:tc>
@@ -1267,6 +1320,7 @@
                 <w:i w:val="0"/>
                 <w:sz w:val="18"/>
               </w:rPr>
+              <w:t>KNS: KN hợp tác và tuân thủ luật chơi; thắng không kiêu, thua không nản.</w:t>
             </w:r>
           </w:p>
         </w:tc>
@@ -1383,6 +1437,7 @@
                 <w:i w:val="0"/>
                 <w:sz w:val="18"/>
               </w:rPr>
+              <w:t>KNS: KN hợp tác và tuân thủ luật chơi; thắng không kiêu, thua không nản.</w:t>
             </w:r>
           </w:p>
         </w:tc>
@@ -1497,6 +1552,7 @@
                 <w:i w:val="0"/>
                 <w:sz w:val="18"/>
               </w:rPr>
+              <w:t>KNS: KN hợp tác và tuân thủ luật chơi; thắng không kiêu, thua không nản.</w:t>
             </w:r>
           </w:p>
         </w:tc>
@@ -1616,6 +1672,19 @@
               <w:t>NLS-KT (Cơ bản 1): xem clip mẫu động tác trên màn hình rồi tập lại cho đúng.</w:t>
             </w:r>
           </w:p>
+          <w:p>
+            <w:pPr>
+              <w:spacing w:after="0"/>
+            </w:pPr>
+            <w:r>
+              <w:rPr>
+                <w:b w:val="0"/>
+                <w:i w:val="0"/>
+                <w:sz w:val="18"/>
+              </w:rPr>
+              <w:t>KNS: KN hợp tác và tuân thủ luật chơi; thắng không kiêu, thua không nản.</w:t>
+            </w:r>
+          </w:p>
         </w:tc>
         <w:tc>
           <w:tcPr>
@@ -1728,6 +1797,7 @@
                 <w:i w:val="0"/>
                 <w:sz w:val="18"/>
               </w:rPr>
+              <w:t>KNS: KN hợp tác và tuân thủ luật chơi; thắng không kiêu, thua không nản.</w:t>
             </w:r>
           </w:p>
         </w:tc>
@@ -1844,6 +1914,7 @@
                 <w:i w:val="0"/>
                 <w:sz w:val="18"/>
               </w:rPr>
+              <w:t>KNS: KN hợp tác và tuân thủ luật chơi; thắng không kiêu, thua không nản.</w:t>
             </w:r>
           </w:p>
         </w:tc>
@@ -1958,6 +2029,7 @@
                 <w:i w:val="0"/>
                 <w:sz w:val="18"/>
               </w:rPr>
+              <w:t>KNS: KN hợp tác và tuân thủ luật chơi; thắng không kiêu, thua không nản.</w:t>
             </w:r>
           </w:p>
         </w:tc>
@@ -2074,6 +2146,7 @@
                 <w:i w:val="0"/>
                 <w:sz w:val="18"/>
               </w:rPr>
+              <w:t>KNS: KN hợp tác và tuân thủ luật chơi; thắng không kiêu, thua không nản.</w:t>
             </w:r>
           </w:p>
         </w:tc>
@@ -2188,6 +2261,7 @@
                 <w:i w:val="0"/>
                 <w:sz w:val="18"/>
               </w:rPr>
+              <w:t>KNS: KN hợp tác và tuân thủ luật chơi; thắng không kiêu, thua không nản.</w:t>
             </w:r>
           </w:p>
         </w:tc>
@@ -3226,6 +3300,7 @@
                 <w:i w:val="0"/>
                 <w:sz w:val="18"/>
               </w:rPr>
+              <w:t>KNS: KN bảo đảm an toàn khi vận động: khởi động kĩ, tập đúng sức, biết dừng khi mệt.</w:t>
             </w:r>
           </w:p>
         </w:tc>
@@ -3340,6 +3415,7 @@
                 <w:i w:val="0"/>
                 <w:sz w:val="18"/>
               </w:rPr>
+              <w:t>KNS: KN bảo đảm an toàn khi vận động: khởi động kĩ, tập đúng sức, biết dừng khi mệt.</w:t>
             </w:r>
           </w:p>
         </w:tc>
@@ -3456,6 +3532,7 @@
                 <w:i w:val="0"/>
                 <w:sz w:val="18"/>
               </w:rPr>
+              <w:t>KNS: KN bảo đảm an toàn khi vận động: khởi động kĩ, tập đúng sức, biết dừng khi mệt.</w:t>
             </w:r>
           </w:p>
         </w:tc>
@@ -3570,6 +3647,7 @@
                 <w:i w:val="0"/>
                 <w:sz w:val="18"/>
               </w:rPr>
+              <w:t>KNS: KN bảo đảm an toàn khi vận động: khởi động kĩ, tập đúng sức, biết dừng khi mệt.</w:t>
             </w:r>
           </w:p>
         </w:tc>
@@ -3686,6 +3764,7 @@
                 <w:i w:val="0"/>
                 <w:sz w:val="18"/>
               </w:rPr>
+              <w:t>KNS: KN bảo đảm an toàn khi vận động: khởi động kĩ, tập đúng sức, biết dừng khi mệt.</w:t>
             </w:r>
           </w:p>
         </w:tc>
@@ -3800,6 +3879,7 @@
                 <w:i w:val="0"/>
                 <w:sz w:val="18"/>
               </w:rPr>
+              <w:t>KNS: KN bảo đảm an toàn khi vận động: khởi động kĩ, tập đúng sức, biết dừng khi mệt.</w:t>
             </w:r>
           </w:p>
         </w:tc>
@@ -3916,6 +3996,7 @@
                 <w:i w:val="0"/>
                 <w:sz w:val="18"/>
               </w:rPr>
+              <w:t>KNS: KN bảo đảm an toàn khi vận động: khởi động kĩ, tập đúng sức, biết dừng khi mệt.</w:t>
             </w:r>
           </w:p>
         </w:tc>
@@ -4030,6 +4111,7 @@
                 <w:i w:val="0"/>
                 <w:sz w:val="18"/>
               </w:rPr>
+              <w:t>KNS: KN bảo đảm an toàn khi vận động: khởi động kĩ, tập đúng sức, biết dừng khi mệt.</w:t>
             </w:r>
           </w:p>
         </w:tc>
@@ -4146,6 +4228,7 @@
                 <w:i w:val="0"/>
                 <w:sz w:val="18"/>
               </w:rPr>
+              <w:t>KNS: KN bảo đảm an toàn khi vận động: khởi động kĩ, tập đúng sức, biết dừng khi mệt.</w:t>
             </w:r>
           </w:p>
         </w:tc>
@@ -4260,6 +4343,7 @@
                 <w:i w:val="0"/>
                 <w:sz w:val="18"/>
               </w:rPr>
+              <w:t>KNS: KN bảo đảm an toàn khi vận động: khởi động kĩ, tập đúng sức, biết dừng khi mệt.</w:t>
             </w:r>
           </w:p>
         </w:tc>
@@ -4376,6 +4460,7 @@
                 <w:i w:val="0"/>
                 <w:sz w:val="18"/>
               </w:rPr>
+              <w:t>KNS: KN bảo đảm an toàn khi vận động: khởi động kĩ, tập đúng sức, biết dừng khi mệt.</w:t>
             </w:r>
           </w:p>
         </w:tc>
@@ -4491,6 +4576,19 @@
                 <w:sz w:val="18"/>
               </w:rPr>
               <w:t>NLS-AT (Cơ bản 1): xem hướng dẫn kĩ thuật qua clip; tuyệt đối tuân thủ quy tắc an toàn khi tập.</w:t>
+            </w:r>
+          </w:p>
+          <w:p>
+            <w:pPr>
+              <w:spacing w:after="0"/>
+            </w:pPr>
+            <w:r>
+              <w:rPr>
+                <w:b w:val="0"/>
+                <w:i w:val="0"/>
+                <w:sz w:val="18"/>
+              </w:rPr>
+              <w:t>KNS: KN bảo đảm an toàn khi vận động: khởi động kĩ, tập đúng sức, biết dừng khi mệt.</w:t>
             </w:r>
           </w:p>
         </w:tc>
@@ -4864,6 +4962,19 @@
               <w:t>Điều chỉnh: chuyển ôn tập, đánh giá cuối HKI về tuần 18; các bài của chủ đề lùi tương ứng sang đầu HKII</w:t>
             </w:r>
           </w:p>
+          <w:p>
+            <w:pPr>
+              <w:spacing w:after="0"/>
+            </w:pPr>
+            <w:r>
+              <w:rPr>
+                <w:b w:val="0"/>
+                <w:i w:val="0"/>
+                <w:sz w:val="18"/>
+              </w:rPr>
+              <w:t>KNS: KN bảo đảm an toàn khi vận động: khởi động kĩ, tập đúng sức, biết dừng khi mệt.</w:t>
+            </w:r>
+          </w:p>
         </w:tc>
         <w:tc>
           <w:tcPr>
@@ -4976,6 +5087,7 @@
                 <w:i w:val="0"/>
                 <w:sz w:val="18"/>
               </w:rPr>
+              <w:t>KNS: KN bảo đảm an toàn khi vận động: khởi động kĩ, tập đúng sức, biết dừng khi mệt.</w:t>
             </w:r>
           </w:p>
         </w:tc>
@@ -5092,6 +5204,7 @@
                 <w:i w:val="0"/>
                 <w:sz w:val="18"/>
               </w:rPr>
+              <w:t>KNS: KN bảo đảm an toàn khi vận động: khởi động kĩ, tập đúng sức, biết dừng khi mệt.</w:t>
             </w:r>
           </w:p>
         </w:tc>
@@ -5206,6 +5319,7 @@
                 <w:i w:val="0"/>
                 <w:sz w:val="18"/>
               </w:rPr>
+              <w:t>KNS: KN bảo đảm an toàn khi vận động: khởi động kĩ, tập đúng sức, biết dừng khi mệt.</w:t>
             </w:r>
           </w:p>
         </w:tc>
@@ -5322,6 +5436,7 @@
                 <w:i w:val="0"/>
                 <w:sz w:val="18"/>
               </w:rPr>
+              <w:t>KNS: KN bảo đảm an toàn khi vận động: khởi động kĩ, tập đúng sức, biết dừng khi mệt.</w:t>
             </w:r>
           </w:p>
         </w:tc>
@@ -5436,6 +5551,7 @@
                 <w:i w:val="0"/>
                 <w:sz w:val="18"/>
               </w:rPr>
+              <w:t>KNS: KN bảo đảm an toàn khi vận động: khởi động kĩ, tập đúng sức, biết dừng khi mệt.</w:t>
             </w:r>
           </w:p>
         </w:tc>
@@ -5552,6 +5668,7 @@
                 <w:i w:val="0"/>
                 <w:sz w:val="18"/>
               </w:rPr>
+              <w:t>KNS: KN bảo đảm an toàn khi vận động: khởi động kĩ, tập đúng sức, biết dừng khi mệt.</w:t>
             </w:r>
           </w:p>
         </w:tc>
@@ -5669,6 +5786,19 @@
               <w:t>NLS-AT (Cơ bản 1): xem hướng dẫn kĩ thuật qua clip; tuyệt đối tuân thủ quy tắc an toàn khi tập.</w:t>
             </w:r>
           </w:p>
+          <w:p>
+            <w:pPr>
+              <w:spacing w:after="0"/>
+            </w:pPr>
+            <w:r>
+              <w:rPr>
+                <w:b w:val="0"/>
+                <w:i w:val="0"/>
+                <w:sz w:val="18"/>
+              </w:rPr>
+              <w:t>KNS: KN bảo đảm an toàn khi vận động: khởi động kĩ, tập đúng sức, biết dừng khi mệt.</w:t>
+            </w:r>
+          </w:p>
         </w:tc>
         <w:tc>
           <w:tcPr>
@@ -5783,6 +5913,7 @@
                 <w:i w:val="0"/>
                 <w:sz w:val="18"/>
               </w:rPr>
+              <w:t>KNS: KN bảo đảm an toàn khi vận động: khởi động kĩ, tập đúng sức, biết dừng khi mệt.</w:t>
             </w:r>
           </w:p>
         </w:tc>
@@ -5897,6 +6028,7 @@
                 <w:i w:val="0"/>
                 <w:sz w:val="18"/>
               </w:rPr>
+              <w:t>KNS: KN bảo đảm an toàn khi vận động: khởi động kĩ, tập đúng sức, biết dừng khi mệt.</w:t>
             </w:r>
           </w:p>
         </w:tc>
@@ -6013,6 +6145,7 @@
                 <w:i w:val="0"/>
                 <w:sz w:val="18"/>
               </w:rPr>
+              <w:t>KNS: KN bảo đảm an toàn khi vận động: khởi động kĩ, tập đúng sức, biết dừng khi mệt.</w:t>
             </w:r>
           </w:p>
         </w:tc>
@@ -6127,6 +6260,7 @@
                 <w:i w:val="0"/>
                 <w:sz w:val="18"/>
               </w:rPr>
+              <w:t>KNS: KN bảo đảm an toàn khi vận động: khởi động kĩ, tập đúng sức, biết dừng khi mệt.</w:t>
             </w:r>
           </w:p>
         </w:tc>

--- a/assets/docs/lop3/Giao duc the chat - Lop 3.docx
+++ b/assets/docs/lop3/Giao duc the chat - Lop 3.docx
@@ -1205,6 +1205,45 @@
                 <w:i w:val="0"/>
                 <w:sz w:val="18"/>
               </w:rPr>
+              <w:t>NLS-KT (Cơ bản 1): GV chiếu sơ đồ nhìn từ trên xuống có mũi tên chỉ đường đi của từng tổ khi biến đổi từ một hàng dọc thành hai hàng dọc</w:t>
+            </w:r>
+          </w:p>
+          <w:p>
+            <w:pPr>
+              <w:spacing w:after="0"/>
+            </w:pPr>
+            <w:r>
+              <w:rPr>
+                <w:b w:val="0"/>
+                <w:i w:val="0"/>
+                <w:sz w:val="18"/>
+              </w:rPr>
+              <w:t>NLS-GQVĐ (Cơ bản 1): GV chiếu lại đoạn video mẫu ở pha HS hay sai, dừng hình lúc tách hàng</w:t>
+            </w:r>
+          </w:p>
+          <w:p>
+            <w:pPr>
+              <w:spacing w:after="0"/>
+            </w:pPr>
+            <w:r>
+              <w:rPr>
+                <w:b w:val="0"/>
+                <w:i w:val="0"/>
+                <w:sz w:val="18"/>
+              </w:rPr>
+              <w:t>NLS-AT: Khi xem màn hình ngoài sân, HS đứng đúng vị trí tổ mình, không chen lấn</w:t>
+            </w:r>
+          </w:p>
+          <w:p>
+            <w:pPr>
+              <w:spacing w:after="0"/>
+            </w:pPr>
+            <w:r>
+              <w:rPr>
+                <w:b w:val="0"/>
+                <w:i w:val="0"/>
+                <w:sz w:val="18"/>
+              </w:rPr>
               <w:t>KNS: KN hợp tác và tuân thủ luật chơi; thắng không kiêu, thua không nản.</w:t>
             </w:r>
           </w:p>
@@ -1314,6 +1353,45 @@
               <w:spacing w:after="0"/>
             </w:pPr>
             <w:r/>
+            <w:r>
+              <w:rPr>
+                <w:b w:val="0"/>
+                <w:i w:val="0"/>
+                <w:sz w:val="18"/>
+              </w:rPr>
+              <w:t>NLS-KT (Cơ bản 1): GV chiếu sơ đồ nhìn từ trên xuống cho phần biến đổi từ một hàng dọc thành ba hàng dọc và ngược lại</w:t>
+            </w:r>
+          </w:p>
+          <w:p>
+            <w:pPr>
+              <w:spacing w:after="0"/>
+            </w:pPr>
+            <w:r>
+              <w:rPr>
+                <w:b w:val="0"/>
+                <w:i w:val="0"/>
+                <w:sz w:val="18"/>
+              </w:rPr>
+              <w:t>NLS-GQVĐ (Cơ bản 1): GV dùng điện thoại quay một lượt biến đổi đội hình của lớp rồi chiếu lại; HS xem và chỉ ra hàng nào còn so le</w:t>
+            </w:r>
+          </w:p>
+          <w:p>
+            <w:pPr>
+              <w:spacing w:after="0"/>
+            </w:pPr>
+            <w:r>
+              <w:rPr>
+                <w:b w:val="0"/>
+                <w:i w:val="0"/>
+                <w:sz w:val="18"/>
+              </w:rPr>
+              <w:t>NLS-AT: GV hỏi ý kiến HS trước khi quay, clip chỉ mở trong giờ học rồi xoá</w:t>
+            </w:r>
+          </w:p>
+          <w:p>
+            <w:pPr>
+              <w:spacing w:after="0"/>
+            </w:pPr>
             <w:r>
               <w:rPr>
                 <w:b w:val="0"/>

--- a/assets/docs/lop3/Giao duc the chat - Lop 3.docx
+++ b/assets/docs/lop3/Giao duc the chat - Lop 3.docx
@@ -624,7 +624,7 @@
                 <w:i w:val="0"/>
                 <w:sz w:val="18"/>
               </w:rPr>
-              <w:t>NLS-KT (Cơ bản 1): GV chiếu lên tivi sơ đồ có mũi tên khi biến đổi một hàng dọc thành hai, ba hàng dọc; HS thấy ai đi trước, dừng ở đâu</w:t>
+              <w:t>NLS-KT (Cơ bản 1): GV chiếu lên tivi sơ đồ nhìn từ trên xuống có mũi tên chỉ đường đi khi thực hiện “Biến đổi đội hình từ một hàng dọc thành</w:t>
             </w:r>
           </w:p>
           <w:p>
@@ -637,7 +637,7 @@
                 <w:i w:val="0"/>
                 <w:sz w:val="18"/>
               </w:rPr>
-              <w:t>NLS-KT (Cơ bản 1): HS chỉ vị trí tổ mình trên sơ đồ rồi ra sân tập; GV chiếu lại sơ đồ hoặc video quay lớp tập để thấy chỗ hàng chồng</w:t>
+              <w:t>NLS-KT (Cơ bản 1): GV cho HS chỉ tay trên sơ đồ vị trí của tổ mình rồi mới ra sân tập theo khẩu lệnh đếm số, tách hàng</w:t>
             </w:r>
           </w:p>
           <w:p>
@@ -650,7 +650,7 @@
                 <w:i w:val="0"/>
                 <w:sz w:val="18"/>
               </w:rPr>
-              <w:t>NLS-AT: Xem sơ đồ xong cất thiết bị; di chuyển không ngoái nhìn màn hình.</w:t>
+              <w:t>NLS-AT: Xem sơ đồ xong phải cất thiết bị; khi di chuyển HS phải nhìn đường và nhìn bạn</w:t>
             </w:r>
           </w:p>
           <w:p>
@@ -778,32 +778,6 @@
                 <w:i w:val="0"/>
                 <w:sz w:val="18"/>
               </w:rPr>
-              <w:t>NLS-KT (Cơ bản 1): GV chiếu video động tác mẫu bài “Biến đổi đội hình từ một hàng dọc thành hai , ba hàng dọc và ngược lại”</w:t>
-            </w:r>
-          </w:p>
-          <w:p>
-            <w:pPr>
-              <w:spacing w:after="0"/>
-            </w:pPr>
-            <w:r>
-              <w:rPr>
-                <w:b w:val="0"/>
-                <w:i w:val="0"/>
-                <w:sz w:val="18"/>
-              </w:rPr>
-              <w:t>NLS-AT: Chỉ chiếu video mẫu từ nguồn tin cậy đã xem trước; khi quay HS tập</w:t>
-            </w:r>
-          </w:p>
-          <w:p>
-            <w:pPr>
-              <w:spacing w:after="0"/>
-            </w:pPr>
-            <w:r>
-              <w:rPr>
-                <w:b w:val="0"/>
-                <w:i w:val="0"/>
-                <w:sz w:val="18"/>
-              </w:rPr>
               <w:t>KNS: KN hợp tác và tuân thủ luật chơi; thắng không kiêu, thua không nản.</w:t>
             </w:r>
           </w:p>
@@ -921,32 +895,6 @@
                 <w:i w:val="0"/>
                 <w:sz w:val="18"/>
               </w:rPr>
-              <w:t>NLS-GQVĐ (Cơ bản 1): Khi luyện tập biến đổi đội hình kết hợp di chuyển trong bài “Biến đổi đội hình từ một hàng dọc thành hai</w:t>
-            </w:r>
-          </w:p>
-          <w:p>
-            <w:pPr>
-              <w:spacing w:after="0"/>
-            </w:pPr>
-            <w:r>
-              <w:rPr>
-                <w:b w:val="0"/>
-                <w:i w:val="0"/>
-                <w:sz w:val="18"/>
-              </w:rPr>
-              <w:t>NLS-AT: Đoạn quay HS chỉ dùng trong giờ học rồi xoá, không chia sẻ lên mạng</w:t>
-            </w:r>
-          </w:p>
-          <w:p>
-            <w:pPr>
-              <w:spacing w:after="0"/>
-            </w:pPr>
-            <w:r>
-              <w:rPr>
-                <w:b w:val="0"/>
-                <w:i w:val="0"/>
-                <w:sz w:val="18"/>
-              </w:rPr>
               <w:t>KNS: KN hợp tác và tuân thủ luật chơi; thắng không kiêu, thua không nản.</w:t>
             </w:r>
           </w:p>
@@ -1062,32 +1010,6 @@
                 <w:i w:val="0"/>
                 <w:sz w:val="18"/>
               </w:rPr>
-              <w:t>NLS-ST (Cơ bản 1): Khi thi trình diễn bài “Biến đổi đội hình từ một hàng dọc thành hai , ba hàng dọc và ngược lại”</w:t>
-            </w:r>
-          </w:p>
-          <w:p>
-            <w:pPr>
-              <w:spacing w:after="0"/>
-            </w:pPr>
-            <w:r>
-              <w:rPr>
-                <w:b w:val="0"/>
-                <w:i w:val="0"/>
-                <w:sz w:val="18"/>
-              </w:rPr>
-              <w:t>NLS-AT: GV chỉ quay khi HS đồng ý, giữ đoạn quay trong máy GV để nhận xét tại lớp</w:t>
-            </w:r>
-          </w:p>
-          <w:p>
-            <w:pPr>
-              <w:spacing w:after="0"/>
-            </w:pPr>
-            <w:r>
-              <w:rPr>
-                <w:b w:val="0"/>
-                <w:i w:val="0"/>
-                <w:sz w:val="18"/>
-              </w:rPr>
               <w:t>KNS: KN hợp tác và tuân thủ luật chơi; thắng không kiêu, thua không nản.</w:t>
             </w:r>
           </w:p>
@@ -1205,45 +1127,6 @@
                 <w:i w:val="0"/>
                 <w:sz w:val="18"/>
               </w:rPr>
-              <w:t>NLS-KT (Cơ bản 1): GV chiếu sơ đồ nhìn từ trên xuống có mũi tên chỉ đường đi của từng tổ khi biến đổi từ một hàng dọc thành hai hàng dọc</w:t>
-            </w:r>
-          </w:p>
-          <w:p>
-            <w:pPr>
-              <w:spacing w:after="0"/>
-            </w:pPr>
-            <w:r>
-              <w:rPr>
-                <w:b w:val="0"/>
-                <w:i w:val="0"/>
-                <w:sz w:val="18"/>
-              </w:rPr>
-              <w:t>NLS-GQVĐ (Cơ bản 1): GV chiếu lại đoạn video mẫu ở pha HS hay sai, dừng hình lúc tách hàng</w:t>
-            </w:r>
-          </w:p>
-          <w:p>
-            <w:pPr>
-              <w:spacing w:after="0"/>
-            </w:pPr>
-            <w:r>
-              <w:rPr>
-                <w:b w:val="0"/>
-                <w:i w:val="0"/>
-                <w:sz w:val="18"/>
-              </w:rPr>
-              <w:t>NLS-AT: Khi xem màn hình ngoài sân, HS đứng đúng vị trí tổ mình, không chen lấn</w:t>
-            </w:r>
-          </w:p>
-          <w:p>
-            <w:pPr>
-              <w:spacing w:after="0"/>
-            </w:pPr>
-            <w:r>
-              <w:rPr>
-                <w:b w:val="0"/>
-                <w:i w:val="0"/>
-                <w:sz w:val="18"/>
-              </w:rPr>
               <w:t>KNS: KN hợp tác và tuân thủ luật chơi; thắng không kiêu, thua không nản.</w:t>
             </w:r>
           </w:p>
@@ -1359,45 +1242,6 @@
                 <w:i w:val="0"/>
                 <w:sz w:val="18"/>
               </w:rPr>
-              <w:t>NLS-KT (Cơ bản 1): GV chiếu sơ đồ nhìn từ trên xuống cho phần biến đổi từ một hàng dọc thành ba hàng dọc và ngược lại</w:t>
-            </w:r>
-          </w:p>
-          <w:p>
-            <w:pPr>
-              <w:spacing w:after="0"/>
-            </w:pPr>
-            <w:r>
-              <w:rPr>
-                <w:b w:val="0"/>
-                <w:i w:val="0"/>
-                <w:sz w:val="18"/>
-              </w:rPr>
-              <w:t>NLS-GQVĐ (Cơ bản 1): GV dùng điện thoại quay một lượt biến đổi đội hình của lớp rồi chiếu lại; HS xem và chỉ ra hàng nào còn so le</w:t>
-            </w:r>
-          </w:p>
-          <w:p>
-            <w:pPr>
-              <w:spacing w:after="0"/>
-            </w:pPr>
-            <w:r>
-              <w:rPr>
-                <w:b w:val="0"/>
-                <w:i w:val="0"/>
-                <w:sz w:val="18"/>
-              </w:rPr>
-              <w:t>NLS-AT: GV hỏi ý kiến HS trước khi quay, clip chỉ mở trong giờ học rồi xoá</w:t>
-            </w:r>
-          </w:p>
-          <w:p>
-            <w:pPr>
-              <w:spacing w:after="0"/>
-            </w:pPr>
-            <w:r>
-              <w:rPr>
-                <w:b w:val="0"/>
-                <w:i w:val="0"/>
-                <w:sz w:val="18"/>
-              </w:rPr>
               <w:t>KNS: KN hợp tác và tuân thủ luật chơi; thắng không kiêu, thua không nản.</w:t>
             </w:r>
           </w:p>
@@ -1747,19 +1591,6 @@
                 <w:i w:val="0"/>
                 <w:sz w:val="18"/>
               </w:rPr>
-              <w:t>NLS-KT (Cơ bản 1): xem clip mẫu động tác trên màn hình rồi tập lại cho đúng.</w:t>
-            </w:r>
-          </w:p>
-          <w:p>
-            <w:pPr>
-              <w:spacing w:after="0"/>
-            </w:pPr>
-            <w:r>
-              <w:rPr>
-                <w:b w:val="0"/>
-                <w:i w:val="0"/>
-                <w:sz w:val="18"/>
-              </w:rPr>
               <w:t>KNS: KN hợp tác và tuân thủ luật chơi; thắng không kiêu, thua không nản.</w:t>
             </w:r>
           </w:p>
@@ -2570,6 +2401,33 @@
                 <w:i w:val="0"/>
                 <w:sz w:val="18"/>
               </w:rPr>
+              <w:t>NLS-KT (Cơ bản 1): GV chiếu clip mẫu “Động tác vươn thở và động tác tay” đã chọn sẵn</w:t>
+            </w:r>
+          </w:p>
+          <w:p>
+            <w:pPr>
+              <w:spacing w:after="0"/>
+            </w:pPr>
+            <w:r>
+              <w:rPr>
+                <w:b w:val="0"/>
+                <w:i w:val="0"/>
+                <w:sz w:val="18"/>
+              </w:rPr>
+              <w:t>NLS-KT (Cơ bản 1): GV hỏi HS chỉ ra một chi tiết trong clip mà lớp mình hay làm sai</w:t>
+            </w:r>
+          </w:p>
+          <w:p>
+            <w:pPr>
+              <w:spacing w:after="0"/>
+            </w:pPr>
+            <w:r>
+              <w:rPr>
+                <w:b w:val="0"/>
+                <w:i w:val="0"/>
+                <w:sz w:val="18"/>
+              </w:rPr>
+              <w:t>NLS-AT: Clip chỉ xem 1-2 phút rồi tắt, phần lớn thời gian vẫn dành cho vận động thật</w:t>
             </w:r>
           </w:p>
         </w:tc>
@@ -2800,6 +2658,33 @@
                 <w:i w:val="0"/>
                 <w:sz w:val="18"/>
               </w:rPr>
+              <w:t>NLS-KT (Cơ bản 1): GV chiếu clip mẫu “Động tác chân, động tác lườn, động tác bụng” đã chọn sẵn</w:t>
+            </w:r>
+          </w:p>
+          <w:p>
+            <w:pPr>
+              <w:spacing w:after="0"/>
+            </w:pPr>
+            <w:r>
+              <w:rPr>
+                <w:b w:val="0"/>
+                <w:i w:val="0"/>
+                <w:sz w:val="18"/>
+              </w:rPr>
+              <w:t>NLS-KT (Cơ bản 1): GV hỏi HS chỉ ra một chi tiết trong clip mà lớp mình hay làm sai</w:t>
+            </w:r>
+          </w:p>
+          <w:p>
+            <w:pPr>
+              <w:spacing w:after="0"/>
+            </w:pPr>
+            <w:r>
+              <w:rPr>
+                <w:b w:val="0"/>
+                <w:i w:val="0"/>
+                <w:sz w:val="18"/>
+              </w:rPr>
+              <w:t>NLS-AT: Clip chỉ xem 1-2 phút rồi tắt, phần lớn thời gian vẫn dành cho vận động thật</w:t>
             </w:r>
           </w:p>
         </w:tc>
@@ -3146,6 +3031,33 @@
                 <w:i w:val="0"/>
                 <w:sz w:val="18"/>
               </w:rPr>
+              <w:t>NLS-KT (Cơ bản 1): GV chiếu clip mẫu “Động tác phối hợp, động tác nhảy, động tác điều hoà” đã chọn sẵn</w:t>
+            </w:r>
+          </w:p>
+          <w:p>
+            <w:pPr>
+              <w:spacing w:after="0"/>
+            </w:pPr>
+            <w:r>
+              <w:rPr>
+                <w:b w:val="0"/>
+                <w:i w:val="0"/>
+                <w:sz w:val="18"/>
+              </w:rPr>
+              <w:t>NLS-KT (Cơ bản 1): GV hỏi HS chỉ ra một chi tiết trong clip mà lớp mình hay làm sai</w:t>
+            </w:r>
+          </w:p>
+          <w:p>
+            <w:pPr>
+              <w:spacing w:after="0"/>
+            </w:pPr>
+            <w:r>
+              <w:rPr>
+                <w:b w:val="0"/>
+                <w:i w:val="0"/>
+                <w:sz w:val="18"/>
+              </w:rPr>
+              <w:t>NLS-AT: Clip chỉ xem 1-2 phút rồi tắt, phần lớn thời gian vẫn dành cho vận động thật</w:t>
             </w:r>
           </w:p>
         </w:tc>
@@ -3261,7 +3173,6 @@
                 <w:i w:val="0"/>
                 <w:sz w:val="18"/>
               </w:rPr>
-              <w:t>NLS-AT (Cơ bản 1): vận động đủ mỗi ngày để cân bằng với thời gian ngồi trước màn hình.</w:t>
             </w:r>
           </w:p>
         </w:tc>
@@ -3610,6 +3521,45 @@
                 <w:i w:val="0"/>
                 <w:sz w:val="18"/>
               </w:rPr>
+              <w:t>NLS-KT (Cơ bản 1): GV chiếu clip mẫu “Bài tập phối hợp di chuyển vượt qua chướng ngại vật trên đường thẳng” đã chọn sẵn</w:t>
+            </w:r>
+          </w:p>
+          <w:p>
+            <w:pPr>
+              <w:spacing w:after="0"/>
+            </w:pPr>
+            <w:r>
+              <w:rPr>
+                <w:b w:val="0"/>
+                <w:i w:val="0"/>
+                <w:sz w:val="18"/>
+              </w:rPr>
+              <w:t>NLS-KT (Cơ bản 1): GV hỏi HS chỉ ra một chi tiết trong clip mà lớp mình hay làm sai</w:t>
+            </w:r>
+          </w:p>
+          <w:p>
+            <w:pPr>
+              <w:spacing w:after="0"/>
+            </w:pPr>
+            <w:r>
+              <w:rPr>
+                <w:b w:val="0"/>
+                <w:i w:val="0"/>
+                <w:sz w:val="18"/>
+              </w:rPr>
+              <w:t>NLS-AT: Clip chỉ xem 1-2 phút rồi tắt, phần lớn thời gian vẫn dành cho vận động thật</w:t>
+            </w:r>
+          </w:p>
+          <w:p>
+            <w:pPr>
+              <w:spacing w:after="0"/>
+            </w:pPr>
+            <w:r>
+              <w:rPr>
+                <w:b w:val="0"/>
+                <w:i w:val="0"/>
+                <w:sz w:val="18"/>
+              </w:rPr>
               <w:t>KNS: KN bảo đảm an toàn khi vận động: khởi động kĩ, tập đúng sức, biết dừng khi mệt.</w:t>
             </w:r>
           </w:p>
@@ -3842,6 +3792,45 @@
                 <w:i w:val="0"/>
                 <w:sz w:val="18"/>
               </w:rPr>
+              <w:t>NLS-ST (Cơ bản 1): GV dùng điện thoại quay 5-10 giây lúc vài HS thực hiện “Bài tập phối hợp di chuyển vượt qua chướng ngại vật trên đường thẳng”</w:t>
+            </w:r>
+          </w:p>
+          <w:p>
+            <w:pPr>
+              <w:spacing w:after="0"/>
+            </w:pPr>
+            <w:r>
+              <w:rPr>
+                <w:b w:val="0"/>
+                <w:i w:val="0"/>
+                <w:sz w:val="18"/>
+              </w:rPr>
+              <w:t>NLS-GQVĐ (Cơ bản 1): GV hướng dẫn HS nhận xét theo đúng thứ tự: khen một điểm đã làm được rồi mới chỉ một điểm cần sửa</w:t>
+            </w:r>
+          </w:p>
+          <w:p>
+            <w:pPr>
+              <w:spacing w:after="0"/>
+            </w:pPr>
+            <w:r>
+              <w:rPr>
+                <w:b w:val="0"/>
+                <w:i w:val="0"/>
+                <w:sz w:val="18"/>
+              </w:rPr>
+              <w:t>NLS-AT: Chỉ GV cầm máy quay; chỉ quay HS đã đồng ý</w:t>
+            </w:r>
+          </w:p>
+          <w:p>
+            <w:pPr>
+              <w:spacing w:after="0"/>
+            </w:pPr>
+            <w:r>
+              <w:rPr>
+                <w:b w:val="0"/>
+                <w:i w:val="0"/>
+                <w:sz w:val="18"/>
+              </w:rPr>
               <w:t>KNS: KN bảo đảm an toàn khi vận động: khởi động kĩ, tập đúng sức, biết dừng khi mệt.</w:t>
             </w:r>
           </w:p>
@@ -4074,6 +4063,45 @@
                 <w:i w:val="0"/>
                 <w:sz w:val="18"/>
               </w:rPr>
+              <w:t>NLS-KT (Cơ bản 1): GV chiếu clip mẫu “Bài tập phối hợp di chuyển vượt qua chướng ngại vật trên đường gấp khúc” đã chọn sẵn</w:t>
+            </w:r>
+          </w:p>
+          <w:p>
+            <w:pPr>
+              <w:spacing w:after="0"/>
+            </w:pPr>
+            <w:r>
+              <w:rPr>
+                <w:b w:val="0"/>
+                <w:i w:val="0"/>
+                <w:sz w:val="18"/>
+              </w:rPr>
+              <w:t>NLS-KT (Cơ bản 1): GV hỏi HS chỉ ra một chi tiết trong clip mà lớp mình hay làm sai</w:t>
+            </w:r>
+          </w:p>
+          <w:p>
+            <w:pPr>
+              <w:spacing w:after="0"/>
+            </w:pPr>
+            <w:r>
+              <w:rPr>
+                <w:b w:val="0"/>
+                <w:i w:val="0"/>
+                <w:sz w:val="18"/>
+              </w:rPr>
+              <w:t>NLS-AT: Clip chỉ xem 1-2 phút rồi tắt, phần lớn thời gian vẫn dành cho vận động thật</w:t>
+            </w:r>
+          </w:p>
+          <w:p>
+            <w:pPr>
+              <w:spacing w:after="0"/>
+            </w:pPr>
+            <w:r>
+              <w:rPr>
+                <w:b w:val="0"/>
+                <w:i w:val="0"/>
+                <w:sz w:val="18"/>
+              </w:rPr>
               <w:t>KNS: KN bảo đảm an toàn khi vận động: khởi động kĩ, tập đúng sức, biết dừng khi mệt.</w:t>
             </w:r>
           </w:p>
@@ -4653,19 +4681,6 @@
                 <w:i w:val="0"/>
                 <w:sz w:val="18"/>
               </w:rPr>
-              <w:t>NLS-AT (Cơ bản 1): xem hướng dẫn kĩ thuật qua clip; tuyệt đối tuân thủ quy tắc an toàn khi tập.</w:t>
-            </w:r>
-          </w:p>
-          <w:p>
-            <w:pPr>
-              <w:spacing w:after="0"/>
-            </w:pPr>
-            <w:r>
-              <w:rPr>
-                <w:b w:val="0"/>
-                <w:i w:val="0"/>
-                <w:sz w:val="18"/>
-              </w:rPr>
               <w:t>KNS: KN bảo đảm an toàn khi vận động: khởi động kĩ, tập đúng sức, biết dừng khi mệt.</w:t>
             </w:r>
           </w:p>
@@ -4897,6 +4912,33 @@
                 <w:i w:val="0"/>
                 <w:sz w:val="18"/>
               </w:rPr>
+              <w:t>NLS-GQVĐ (Cơ bản 1): GV chiếu bảng theo dõi của lớp đã ghi từ đầu kì cho phần các nội dung đã học trong học kì I: số lần thực hiện và</w:t>
+            </w:r>
+          </w:p>
+          <w:p>
+            <w:pPr>
+              <w:spacing w:after="0"/>
+            </w:pPr>
+            <w:r>
+              <w:rPr>
+                <w:b w:val="0"/>
+                <w:i w:val="0"/>
+                <w:sz w:val="18"/>
+              </w:rPr>
+              <w:t>NLS-KT (Cơ bản 1): GV chiếu lại vài ảnh và clip ngắn đã quay từ những tuần đầu</w:t>
+            </w:r>
+          </w:p>
+          <w:p>
+            <w:pPr>
+              <w:spacing w:after="0"/>
+            </w:pPr>
+            <w:r>
+              <w:rPr>
+                <w:b w:val="0"/>
+                <w:i w:val="0"/>
+                <w:sz w:val="18"/>
+              </w:rPr>
+              <w:t>NLS-AT: Bảng theo dõi chỉ để mỗi HS so với chính mình</w:t>
             </w:r>
           </w:p>
         </w:tc>
@@ -5050,6 +5092,45 @@
                 <w:i w:val="0"/>
                 <w:sz w:val="18"/>
               </w:rPr>
+              <w:t>NLS-KT (Cơ bản 1): GV chiếu clip mẫu “Bài tập phối hợp di chuyển vượt qua chướng ngại vật trên địa hình tự nhiên” đã chọn sẵn</w:t>
+            </w:r>
+          </w:p>
+          <w:p>
+            <w:pPr>
+              <w:spacing w:after="0"/>
+            </w:pPr>
+            <w:r>
+              <w:rPr>
+                <w:b w:val="0"/>
+                <w:i w:val="0"/>
+                <w:sz w:val="18"/>
+              </w:rPr>
+              <w:t>NLS-KT (Cơ bản 1): GV hỏi HS chỉ ra một chi tiết trong clip mà lớp mình hay làm sai</w:t>
+            </w:r>
+          </w:p>
+          <w:p>
+            <w:pPr>
+              <w:spacing w:after="0"/>
+            </w:pPr>
+            <w:r>
+              <w:rPr>
+                <w:b w:val="0"/>
+                <w:i w:val="0"/>
+                <w:sz w:val="18"/>
+              </w:rPr>
+              <w:t>NLS-AT: Clip chỉ xem 1-2 phút rồi tắt, phần lớn thời gian vẫn dành cho vận động thật</w:t>
+            </w:r>
+          </w:p>
+          <w:p>
+            <w:pPr>
+              <w:spacing w:after="0"/>
+            </w:pPr>
+            <w:r>
+              <w:rPr>
+                <w:b w:val="0"/>
+                <w:i w:val="0"/>
+                <w:sz w:val="18"/>
+              </w:rPr>
               <w:t>KNS: KN bảo đảm an toàn khi vận động: khởi động kĩ, tập đúng sức, biết dừng khi mệt.</w:t>
             </w:r>
           </w:p>
@@ -5746,6 +5827,45 @@
                 <w:i w:val="0"/>
                 <w:sz w:val="18"/>
               </w:rPr>
+              <w:t>NLS-KT (Cơ bản 1): GV chiếu clip mẫu “Bài tập tại chỗ tung - bắt bóng bằng hai tay” đã chọn sẵn</w:t>
+            </w:r>
+          </w:p>
+          <w:p>
+            <w:pPr>
+              <w:spacing w:after="0"/>
+            </w:pPr>
+            <w:r>
+              <w:rPr>
+                <w:b w:val="0"/>
+                <w:i w:val="0"/>
+                <w:sz w:val="18"/>
+              </w:rPr>
+              <w:t>NLS-KT (Cơ bản 1): GV hỏi HS chỉ ra một chi tiết trong clip mà lớp mình hay làm sai</w:t>
+            </w:r>
+          </w:p>
+          <w:p>
+            <w:pPr>
+              <w:spacing w:after="0"/>
+            </w:pPr>
+            <w:r>
+              <w:rPr>
+                <w:b w:val="0"/>
+                <w:i w:val="0"/>
+                <w:sz w:val="18"/>
+              </w:rPr>
+              <w:t>NLS-AT: Clip chỉ xem 1-2 phút rồi tắt, phần lớn thời gian vẫn dành cho vận động thật</w:t>
+            </w:r>
+          </w:p>
+          <w:p>
+            <w:pPr>
+              <w:spacing w:after="0"/>
+            </w:pPr>
+            <w:r>
+              <w:rPr>
+                <w:b w:val="0"/>
+                <w:i w:val="0"/>
+                <w:sz w:val="18"/>
+              </w:rPr>
               <w:t>KNS: KN bảo đảm an toàn khi vận động: khởi động kĩ, tập đúng sức, biết dừng khi mệt.</w:t>
             </w:r>
           </w:p>
@@ -5861,19 +5981,6 @@
                 <w:i w:val="0"/>
                 <w:sz w:val="18"/>
               </w:rPr>
-              <w:t>NLS-AT (Cơ bản 1): xem hướng dẫn kĩ thuật qua clip; tuyệt đối tuân thủ quy tắc an toàn khi tập.</w:t>
-            </w:r>
-          </w:p>
-          <w:p>
-            <w:pPr>
-              <w:spacing w:after="0"/>
-            </w:pPr>
-            <w:r>
-              <w:rPr>
-                <w:b w:val="0"/>
-                <w:i w:val="0"/>
-                <w:sz w:val="18"/>
-              </w:rPr>
               <w:t>KNS: KN bảo đảm an toàn khi vận động: khởi động kĩ, tập đúng sức, biết dừng khi mệt.</w:t>
             </w:r>
           </w:p>
@@ -6223,6 +6330,45 @@
                 <w:i w:val="0"/>
                 <w:sz w:val="18"/>
               </w:rPr>
+              <w:t>NLS-KT (Cơ bản 1): GV chiếu clip mẫu “Bài tập di chuyển tung - bắt bóng bằng hai tay” đã chọn sẵn</w:t>
+            </w:r>
+          </w:p>
+          <w:p>
+            <w:pPr>
+              <w:spacing w:after="0"/>
+            </w:pPr>
+            <w:r>
+              <w:rPr>
+                <w:b w:val="0"/>
+                <w:i w:val="0"/>
+                <w:sz w:val="18"/>
+              </w:rPr>
+              <w:t>NLS-KT (Cơ bản 1): GV hỏi HS chỉ ra một chi tiết trong clip mà lớp mình hay làm sai</w:t>
+            </w:r>
+          </w:p>
+          <w:p>
+            <w:pPr>
+              <w:spacing w:after="0"/>
+            </w:pPr>
+            <w:r>
+              <w:rPr>
+                <w:b w:val="0"/>
+                <w:i w:val="0"/>
+                <w:sz w:val="18"/>
+              </w:rPr>
+              <w:t>NLS-AT: Clip chỉ xem 1-2 phút rồi tắt, phần lớn thời gian vẫn dành cho vận động thật</w:t>
+            </w:r>
+          </w:p>
+          <w:p>
+            <w:pPr>
+              <w:spacing w:after="0"/>
+            </w:pPr>
+            <w:r>
+              <w:rPr>
+                <w:b w:val="0"/>
+                <w:i w:val="0"/>
+                <w:sz w:val="18"/>
+              </w:rPr>
               <w:t>KNS: KN bảo đảm an toàn khi vận động: khởi động kĩ, tập đúng sức, biết dừng khi mệt.</w:t>
             </w:r>
           </w:p>
@@ -6569,7 +6715,6 @@
                 <w:i w:val="0"/>
                 <w:sz w:val="18"/>
               </w:rPr>
-              <w:t>NLS-KT (Cơ bản 1): xem clip mẫu động tác trên màn hình rồi tập lại cho đúng.</w:t>
             </w:r>
           </w:p>
         </w:tc>
@@ -6800,6 +6945,33 @@
                 <w:i w:val="0"/>
                 <w:sz w:val="18"/>
               </w:rPr>
+              <w:t>NLS-KT (Cơ bản 1): GV chiếu clip mẫu “Bài tập bổ trợ với bóng” đã chọn sẵn, cho chạy chậm và dừng lại ở từng nhịp để HS nhìn rõ vị trí</w:t>
+            </w:r>
+          </w:p>
+          <w:p>
+            <w:pPr>
+              <w:spacing w:after="0"/>
+            </w:pPr>
+            <w:r>
+              <w:rPr>
+                <w:b w:val="0"/>
+                <w:i w:val="0"/>
+                <w:sz w:val="18"/>
+              </w:rPr>
+              <w:t>NLS-KT (Cơ bản 1): GV hỏi HS chỉ ra một chi tiết trong clip mà lớp mình hay làm sai</w:t>
+            </w:r>
+          </w:p>
+          <w:p>
+            <w:pPr>
+              <w:spacing w:after="0"/>
+            </w:pPr>
+            <w:r>
+              <w:rPr>
+                <w:b w:val="0"/>
+                <w:i w:val="0"/>
+                <w:sz w:val="18"/>
+              </w:rPr>
+              <w:t>NLS-AT: Clip chỉ xem 1-2 phút rồi tắt, phần lớn thời gian vẫn dành cho vận động thật</w:t>
             </w:r>
           </w:p>
         </w:tc>
@@ -7260,6 +7432,33 @@
                 <w:i w:val="0"/>
                 <w:sz w:val="18"/>
               </w:rPr>
+              <w:t>NLS-KT (Cơ bản 1): GV chiếu clip mẫu “Động tác dẫn bóng theo hướng thẳng, dẫn bóng đổi hướng” đã chọn sẵn</w:t>
+            </w:r>
+          </w:p>
+          <w:p>
+            <w:pPr>
+              <w:spacing w:after="0"/>
+            </w:pPr>
+            <w:r>
+              <w:rPr>
+                <w:b w:val="0"/>
+                <w:i w:val="0"/>
+                <w:sz w:val="18"/>
+              </w:rPr>
+              <w:t>NLS-KT (Cơ bản 1): GV hỏi HS chỉ ra một chi tiết trong clip mà lớp mình hay làm sai</w:t>
+            </w:r>
+          </w:p>
+          <w:p>
+            <w:pPr>
+              <w:spacing w:after="0"/>
+            </w:pPr>
+            <w:r>
+              <w:rPr>
+                <w:b w:val="0"/>
+                <w:i w:val="0"/>
+                <w:sz w:val="18"/>
+              </w:rPr>
+              <w:t>NLS-AT: Clip chỉ xem 1-2 phút rồi tắt, phần lớn thời gian vẫn dành cho vận động thật</w:t>
             </w:r>
           </w:p>
         </w:tc>
@@ -7491,7 +7690,6 @@
                 <w:i w:val="0"/>
                 <w:sz w:val="18"/>
               </w:rPr>
-              <w:t>NLS-AT (Cơ bản 1): xem hướng dẫn kĩ thuật qua clip; tuyệt đối tuân thủ quy tắc an toàn khi tập.</w:t>
             </w:r>
           </w:p>
         </w:tc>
@@ -7722,6 +7920,33 @@
                 <w:i w:val="0"/>
                 <w:sz w:val="18"/>
               </w:rPr>
+              <w:t>NLS-KT (Cơ bản 1): GV chiếu clip mẫu “Động tác chuyền bóng bằng hai tay trước ngực” đã chọn sẵn</w:t>
+            </w:r>
+          </w:p>
+          <w:p>
+            <w:pPr>
+              <w:spacing w:after="0"/>
+            </w:pPr>
+            <w:r>
+              <w:rPr>
+                <w:b w:val="0"/>
+                <w:i w:val="0"/>
+                <w:sz w:val="18"/>
+              </w:rPr>
+              <w:t>NLS-KT (Cơ bản 1): GV hỏi HS chỉ ra một chi tiết trong clip mà lớp mình hay làm sai</w:t>
+            </w:r>
+          </w:p>
+          <w:p>
+            <w:pPr>
+              <w:spacing w:after="0"/>
+            </w:pPr>
+            <w:r>
+              <w:rPr>
+                <w:b w:val="0"/>
+                <w:i w:val="0"/>
+                <w:sz w:val="18"/>
+              </w:rPr>
+              <w:t>NLS-AT: Clip chỉ xem 1-2 phút rồi tắt, phần lớn thời gian vẫn dành cho vận động thật</w:t>
             </w:r>
           </w:p>
         </w:tc>
@@ -7952,7 +8177,6 @@
                 <w:i w:val="0"/>
                 <w:sz w:val="18"/>
               </w:rPr>
-              <w:t>NLS-KT (Cơ bản 1): xem clip mẫu động tác trên màn hình rồi tập lại cho đúng.</w:t>
             </w:r>
           </w:p>
         </w:tc>
@@ -8183,6 +8407,33 @@
                 <w:i w:val="0"/>
                 <w:sz w:val="18"/>
               </w:rPr>
+              <w:t>NLS-KT (Cơ bản 1): GV chiếu clip mẫu “Bài tập phối hợp dẫn bóng - ném bóng rổ hai tay trước ngực” đã chọn sẵn</w:t>
+            </w:r>
+          </w:p>
+          <w:p>
+            <w:pPr>
+              <w:spacing w:after="0"/>
+            </w:pPr>
+            <w:r>
+              <w:rPr>
+                <w:b w:val="0"/>
+                <w:i w:val="0"/>
+                <w:sz w:val="18"/>
+              </w:rPr>
+              <w:t>NLS-KT (Cơ bản 1): GV hỏi HS chỉ ra một chi tiết trong clip mà lớp mình hay làm sai</w:t>
+            </w:r>
+          </w:p>
+          <w:p>
+            <w:pPr>
+              <w:spacing w:after="0"/>
+            </w:pPr>
+            <w:r>
+              <w:rPr>
+                <w:b w:val="0"/>
+                <w:i w:val="0"/>
+                <w:sz w:val="18"/>
+              </w:rPr>
+              <w:t>NLS-AT: Clip chỉ xem 1-2 phút rồi tắt, phần lớn thời gian vẫn dành cho vận động thật</w:t>
             </w:r>
           </w:p>
         </w:tc>

--- a/assets/docs/lop3/Giao duc the chat - Lop 3.docx
+++ b/assets/docs/lop3/Giao duc the chat - Lop 3.docx
@@ -624,33 +624,7 @@
                 <w:i w:val="0"/>
                 <w:sz w:val="18"/>
               </w:rPr>
-              <w:t>NLS-KT (Cơ bản 1): GV chiếu lên tivi sơ đồ nhìn từ trên xuống có mũi tên chỉ đường đi khi thực hiện “Biến đổi đội hình từ một hàng dọc thành</w:t>
-            </w:r>
-          </w:p>
-          <w:p>
-            <w:pPr>
-              <w:spacing w:after="0"/>
-            </w:pPr>
-            <w:r>
-              <w:rPr>
-                <w:b w:val="0"/>
-                <w:i w:val="0"/>
-                <w:sz w:val="18"/>
-              </w:rPr>
-              <w:t>NLS-KT (Cơ bản 1): GV cho HS chỉ tay trên sơ đồ vị trí của tổ mình rồi mới ra sân tập theo khẩu lệnh đếm số, tách hàng</w:t>
-            </w:r>
-          </w:p>
-          <w:p>
-            <w:pPr>
-              <w:spacing w:after="0"/>
-            </w:pPr>
-            <w:r>
-              <w:rPr>
-                <w:b w:val="0"/>
-                <w:i w:val="0"/>
-                <w:sz w:val="18"/>
-              </w:rPr>
-              <w:t>NLS-AT: Xem sơ đồ xong phải cất thiết bị; khi di chuyển HS phải nhìn đường và nhìn bạn</w:t>
+              <w:t>NLS-KT (Cơ bản 1): Chiếu lên tivi sơ đồ nhìn từ trên xuống có mũi tên chỉ đường đi khi thực hiện.</w:t>
             </w:r>
           </w:p>
           <w:p>
@@ -2401,33 +2375,7 @@
                 <w:i w:val="0"/>
                 <w:sz w:val="18"/>
               </w:rPr>
-              <w:t>NLS-KT (Cơ bản 1): GV chiếu clip mẫu “Động tác vươn thở và động tác tay” đã chọn sẵn</w:t>
-            </w:r>
-          </w:p>
-          <w:p>
-            <w:pPr>
-              <w:spacing w:after="0"/>
-            </w:pPr>
-            <w:r>
-              <w:rPr>
-                <w:b w:val="0"/>
-                <w:i w:val="0"/>
-                <w:sz w:val="18"/>
-              </w:rPr>
-              <w:t>NLS-KT (Cơ bản 1): GV hỏi HS chỉ ra một chi tiết trong clip mà lớp mình hay làm sai</w:t>
-            </w:r>
-          </w:p>
-          <w:p>
-            <w:pPr>
-              <w:spacing w:after="0"/>
-            </w:pPr>
-            <w:r>
-              <w:rPr>
-                <w:b w:val="0"/>
-                <w:i w:val="0"/>
-                <w:sz w:val="18"/>
-              </w:rPr>
-              <w:t>NLS-AT: Clip chỉ xem 1-2 phút rồi tắt, phần lớn thời gian vẫn dành cho vận động thật</w:t>
+              <w:t>NLS-KT (Cơ bản 1): Chiếu clip mẫu “Động tác vươn thở và động tác tay” đã chọn sẵn, cho chạy chậm.</w:t>
             </w:r>
           </w:p>
         </w:tc>
@@ -2658,33 +2606,7 @@
                 <w:i w:val="0"/>
                 <w:sz w:val="18"/>
               </w:rPr>
-              <w:t>NLS-KT (Cơ bản 1): GV chiếu clip mẫu “Động tác chân, động tác lườn, động tác bụng” đã chọn sẵn</w:t>
-            </w:r>
-          </w:p>
-          <w:p>
-            <w:pPr>
-              <w:spacing w:after="0"/>
-            </w:pPr>
-            <w:r>
-              <w:rPr>
-                <w:b w:val="0"/>
-                <w:i w:val="0"/>
-                <w:sz w:val="18"/>
-              </w:rPr>
-              <w:t>NLS-KT (Cơ bản 1): GV hỏi HS chỉ ra một chi tiết trong clip mà lớp mình hay làm sai</w:t>
-            </w:r>
-          </w:p>
-          <w:p>
-            <w:pPr>
-              <w:spacing w:after="0"/>
-            </w:pPr>
-            <w:r>
-              <w:rPr>
-                <w:b w:val="0"/>
-                <w:i w:val="0"/>
-                <w:sz w:val="18"/>
-              </w:rPr>
-              <w:t>NLS-AT: Clip chỉ xem 1-2 phút rồi tắt, phần lớn thời gian vẫn dành cho vận động thật</w:t>
+              <w:t>NLS-KT (Cơ bản 1): Chiếu clip mẫu “Động tác chân, động tác lườn, động tác bụng” đã chọn sẵn, cho chạy chậm.</w:t>
             </w:r>
           </w:p>
         </w:tc>
@@ -3031,33 +2953,7 @@
                 <w:i w:val="0"/>
                 <w:sz w:val="18"/>
               </w:rPr>
-              <w:t>NLS-KT (Cơ bản 1): GV chiếu clip mẫu “Động tác phối hợp, động tác nhảy, động tác điều hoà” đã chọn sẵn</w:t>
-            </w:r>
-          </w:p>
-          <w:p>
-            <w:pPr>
-              <w:spacing w:after="0"/>
-            </w:pPr>
-            <w:r>
-              <w:rPr>
-                <w:b w:val="0"/>
-                <w:i w:val="0"/>
-                <w:sz w:val="18"/>
-              </w:rPr>
-              <w:t>NLS-KT (Cơ bản 1): GV hỏi HS chỉ ra một chi tiết trong clip mà lớp mình hay làm sai</w:t>
-            </w:r>
-          </w:p>
-          <w:p>
-            <w:pPr>
-              <w:spacing w:after="0"/>
-            </w:pPr>
-            <w:r>
-              <w:rPr>
-                <w:b w:val="0"/>
-                <w:i w:val="0"/>
-                <w:sz w:val="18"/>
-              </w:rPr>
-              <w:t>NLS-AT: Clip chỉ xem 1-2 phút rồi tắt, phần lớn thời gian vẫn dành cho vận động thật</w:t>
+              <w:t>NLS-KT (Cơ bản 1): Chiếu clip mẫu “Động tác phối hợp, động tác nhảy, động tác điều hoà” đã chọn sẵn, cho chạy chậm.</w:t>
             </w:r>
           </w:p>
         </w:tc>
@@ -3521,33 +3417,7 @@
                 <w:i w:val="0"/>
                 <w:sz w:val="18"/>
               </w:rPr>
-              <w:t>NLS-KT (Cơ bản 1): GV chiếu clip mẫu “Bài tập phối hợp di chuyển vượt qua chướng ngại vật trên đường thẳng” đã chọn sẵn</w:t>
-            </w:r>
-          </w:p>
-          <w:p>
-            <w:pPr>
-              <w:spacing w:after="0"/>
-            </w:pPr>
-            <w:r>
-              <w:rPr>
-                <w:b w:val="0"/>
-                <w:i w:val="0"/>
-                <w:sz w:val="18"/>
-              </w:rPr>
-              <w:t>NLS-KT (Cơ bản 1): GV hỏi HS chỉ ra một chi tiết trong clip mà lớp mình hay làm sai</w:t>
-            </w:r>
-          </w:p>
-          <w:p>
-            <w:pPr>
-              <w:spacing w:after="0"/>
-            </w:pPr>
-            <w:r>
-              <w:rPr>
-                <w:b w:val="0"/>
-                <w:i w:val="0"/>
-                <w:sz w:val="18"/>
-              </w:rPr>
-              <w:t>NLS-AT: Clip chỉ xem 1-2 phút rồi tắt, phần lớn thời gian vẫn dành cho vận động thật</w:t>
+              <w:t>NLS-KT (Cơ bản 1): Chiếu clip mẫu “Bài tập phối hợp di chuyển vượt qua chướng ngại vật trên đường thẳng” đã chọn sẵn, cho chạy.</w:t>
             </w:r>
           </w:p>
           <w:p>
@@ -3792,33 +3662,7 @@
                 <w:i w:val="0"/>
                 <w:sz w:val="18"/>
               </w:rPr>
-              <w:t>NLS-ST (Cơ bản 1): GV dùng điện thoại quay 5-10 giây lúc vài HS thực hiện “Bài tập phối hợp di chuyển vượt qua chướng ngại vật trên đường thẳng”</w:t>
-            </w:r>
-          </w:p>
-          <w:p>
-            <w:pPr>
-              <w:spacing w:after="0"/>
-            </w:pPr>
-            <w:r>
-              <w:rPr>
-                <w:b w:val="0"/>
-                <w:i w:val="0"/>
-                <w:sz w:val="18"/>
-              </w:rPr>
-              <w:t>NLS-GQVĐ (Cơ bản 1): GV hướng dẫn HS nhận xét theo đúng thứ tự: khen một điểm đã làm được rồi mới chỉ một điểm cần sửa</w:t>
-            </w:r>
-          </w:p>
-          <w:p>
-            <w:pPr>
-              <w:spacing w:after="0"/>
-            </w:pPr>
-            <w:r>
-              <w:rPr>
-                <w:b w:val="0"/>
-                <w:i w:val="0"/>
-                <w:sz w:val="18"/>
-              </w:rPr>
-              <w:t>NLS-AT: Chỉ GV cầm máy quay; chỉ quay HS đã đồng ý</w:t>
+              <w:t>NLS-ST (Cơ bản 1): Dùng điện thoại quay 5-10 giây lúc vài HS thực hiện “Bài tập phối hợp di chuyển vượt qua chướng ngại vật trên đường thẳng”.</w:t>
             </w:r>
           </w:p>
           <w:p>
@@ -4063,33 +3907,7 @@
                 <w:i w:val="0"/>
                 <w:sz w:val="18"/>
               </w:rPr>
-              <w:t>NLS-KT (Cơ bản 1): GV chiếu clip mẫu “Bài tập phối hợp di chuyển vượt qua chướng ngại vật trên đường gấp khúc” đã chọn sẵn</w:t>
-            </w:r>
-          </w:p>
-          <w:p>
-            <w:pPr>
-              <w:spacing w:after="0"/>
-            </w:pPr>
-            <w:r>
-              <w:rPr>
-                <w:b w:val="0"/>
-                <w:i w:val="0"/>
-                <w:sz w:val="18"/>
-              </w:rPr>
-              <w:t>NLS-KT (Cơ bản 1): GV hỏi HS chỉ ra một chi tiết trong clip mà lớp mình hay làm sai</w:t>
-            </w:r>
-          </w:p>
-          <w:p>
-            <w:pPr>
-              <w:spacing w:after="0"/>
-            </w:pPr>
-            <w:r>
-              <w:rPr>
-                <w:b w:val="0"/>
-                <w:i w:val="0"/>
-                <w:sz w:val="18"/>
-              </w:rPr>
-              <w:t>NLS-AT: Clip chỉ xem 1-2 phút rồi tắt, phần lớn thời gian vẫn dành cho vận động thật</w:t>
+              <w:t>NLS-KT (Cơ bản 1): Chiếu clip mẫu “Bài tập phối hợp di chuyển vượt qua chướng ngại vật trên đường gấp khúc” đã chọn sẵn, cho.</w:t>
             </w:r>
           </w:p>
           <w:p>
@@ -4912,33 +4730,6 @@
                 <w:i w:val="0"/>
                 <w:sz w:val="18"/>
               </w:rPr>
-              <w:t>NLS-GQVĐ (Cơ bản 1): GV chiếu bảng theo dõi của lớp đã ghi từ đầu kì cho phần các nội dung đã học trong học kì I: số lần thực hiện và</w:t>
-            </w:r>
-          </w:p>
-          <w:p>
-            <w:pPr>
-              <w:spacing w:after="0"/>
-            </w:pPr>
-            <w:r>
-              <w:rPr>
-                <w:b w:val="0"/>
-                <w:i w:val="0"/>
-                <w:sz w:val="18"/>
-              </w:rPr>
-              <w:t>NLS-KT (Cơ bản 1): GV chiếu lại vài ảnh và clip ngắn đã quay từ những tuần đầu</w:t>
-            </w:r>
-          </w:p>
-          <w:p>
-            <w:pPr>
-              <w:spacing w:after="0"/>
-            </w:pPr>
-            <w:r>
-              <w:rPr>
-                <w:b w:val="0"/>
-                <w:i w:val="0"/>
-                <w:sz w:val="18"/>
-              </w:rPr>
-              <w:t>NLS-AT: Bảng theo dõi chỉ để mỗi HS so với chính mình</w:t>
             </w:r>
           </w:p>
         </w:tc>
@@ -5092,33 +4883,7 @@
                 <w:i w:val="0"/>
                 <w:sz w:val="18"/>
               </w:rPr>
-              <w:t>NLS-KT (Cơ bản 1): GV chiếu clip mẫu “Bài tập phối hợp di chuyển vượt qua chướng ngại vật trên địa hình tự nhiên” đã chọn sẵn</w:t>
-            </w:r>
-          </w:p>
-          <w:p>
-            <w:pPr>
-              <w:spacing w:after="0"/>
-            </w:pPr>
-            <w:r>
-              <w:rPr>
-                <w:b w:val="0"/>
-                <w:i w:val="0"/>
-                <w:sz w:val="18"/>
-              </w:rPr>
-              <w:t>NLS-KT (Cơ bản 1): GV hỏi HS chỉ ra một chi tiết trong clip mà lớp mình hay làm sai</w:t>
-            </w:r>
-          </w:p>
-          <w:p>
-            <w:pPr>
-              <w:spacing w:after="0"/>
-            </w:pPr>
-            <w:r>
-              <w:rPr>
-                <w:b w:val="0"/>
-                <w:i w:val="0"/>
-                <w:sz w:val="18"/>
-              </w:rPr>
-              <w:t>NLS-AT: Clip chỉ xem 1-2 phút rồi tắt, phần lớn thời gian vẫn dành cho vận động thật</w:t>
+              <w:t>NLS-KT (Cơ bản 1): Chiếu clip mẫu “Bài tập phối hợp di chuyển vượt qua chướng ngại vật trên địa hình tự nhiên” đã chọn sẵn.</w:t>
             </w:r>
           </w:p>
           <w:p>
@@ -5827,33 +5592,7 @@
                 <w:i w:val="0"/>
                 <w:sz w:val="18"/>
               </w:rPr>
-              <w:t>NLS-KT (Cơ bản 1): GV chiếu clip mẫu “Bài tập tại chỗ tung - bắt bóng bằng hai tay” đã chọn sẵn</w:t>
-            </w:r>
-          </w:p>
-          <w:p>
-            <w:pPr>
-              <w:spacing w:after="0"/>
-            </w:pPr>
-            <w:r>
-              <w:rPr>
-                <w:b w:val="0"/>
-                <w:i w:val="0"/>
-                <w:sz w:val="18"/>
-              </w:rPr>
-              <w:t>NLS-KT (Cơ bản 1): GV hỏi HS chỉ ra một chi tiết trong clip mà lớp mình hay làm sai</w:t>
-            </w:r>
-          </w:p>
-          <w:p>
-            <w:pPr>
-              <w:spacing w:after="0"/>
-            </w:pPr>
-            <w:r>
-              <w:rPr>
-                <w:b w:val="0"/>
-                <w:i w:val="0"/>
-                <w:sz w:val="18"/>
-              </w:rPr>
-              <w:t>NLS-AT: Clip chỉ xem 1-2 phút rồi tắt, phần lớn thời gian vẫn dành cho vận động thật</w:t>
+              <w:t>NLS-KT (Cơ bản 1): Chiếu clip mẫu “Bài tập tại chỗ tung - bắt bóng bằng hai tay” đã chọn sẵn, cho chạy chậm.</w:t>
             </w:r>
           </w:p>
           <w:p>
@@ -6330,33 +6069,7 @@
                 <w:i w:val="0"/>
                 <w:sz w:val="18"/>
               </w:rPr>
-              <w:t>NLS-KT (Cơ bản 1): GV chiếu clip mẫu “Bài tập di chuyển tung - bắt bóng bằng hai tay” đã chọn sẵn</w:t>
-            </w:r>
-          </w:p>
-          <w:p>
-            <w:pPr>
-              <w:spacing w:after="0"/>
-            </w:pPr>
-            <w:r>
-              <w:rPr>
-                <w:b w:val="0"/>
-                <w:i w:val="0"/>
-                <w:sz w:val="18"/>
-              </w:rPr>
-              <w:t>NLS-KT (Cơ bản 1): GV hỏi HS chỉ ra một chi tiết trong clip mà lớp mình hay làm sai</w:t>
-            </w:r>
-          </w:p>
-          <w:p>
-            <w:pPr>
-              <w:spacing w:after="0"/>
-            </w:pPr>
-            <w:r>
-              <w:rPr>
-                <w:b w:val="0"/>
-                <w:i w:val="0"/>
-                <w:sz w:val="18"/>
-              </w:rPr>
-              <w:t>NLS-AT: Clip chỉ xem 1-2 phút rồi tắt, phần lớn thời gian vẫn dành cho vận động thật</w:t>
+              <w:t>NLS-KT (Cơ bản 1): Chiếu clip mẫu “Bài tập di chuyển tung - bắt bóng bằng hai tay” đã chọn sẵn, cho chạy chậm.</w:t>
             </w:r>
           </w:p>
           <w:p>
@@ -6945,33 +6658,7 @@
                 <w:i w:val="0"/>
                 <w:sz w:val="18"/>
               </w:rPr>
-              <w:t>NLS-KT (Cơ bản 1): GV chiếu clip mẫu “Bài tập bổ trợ với bóng” đã chọn sẵn, cho chạy chậm và dừng lại ở từng nhịp để HS nhìn rõ vị trí</w:t>
-            </w:r>
-          </w:p>
-          <w:p>
-            <w:pPr>
-              <w:spacing w:after="0"/>
-            </w:pPr>
-            <w:r>
-              <w:rPr>
-                <w:b w:val="0"/>
-                <w:i w:val="0"/>
-                <w:sz w:val="18"/>
-              </w:rPr>
-              <w:t>NLS-KT (Cơ bản 1): GV hỏi HS chỉ ra một chi tiết trong clip mà lớp mình hay làm sai</w:t>
-            </w:r>
-          </w:p>
-          <w:p>
-            <w:pPr>
-              <w:spacing w:after="0"/>
-            </w:pPr>
-            <w:r>
-              <w:rPr>
-                <w:b w:val="0"/>
-                <w:i w:val="0"/>
-                <w:sz w:val="18"/>
-              </w:rPr>
-              <w:t>NLS-AT: Clip chỉ xem 1-2 phút rồi tắt, phần lớn thời gian vẫn dành cho vận động thật</w:t>
+              <w:t>NLS-KT (Cơ bản 1): Chiếu clip mẫu “Bài tập bổ trợ với bóng” đã chọn sẵn, cho chạy chậm.</w:t>
             </w:r>
           </w:p>
         </w:tc>
@@ -7432,33 +7119,7 @@
                 <w:i w:val="0"/>
                 <w:sz w:val="18"/>
               </w:rPr>
-              <w:t>NLS-KT (Cơ bản 1): GV chiếu clip mẫu “Động tác dẫn bóng theo hướng thẳng, dẫn bóng đổi hướng” đã chọn sẵn</w:t>
-            </w:r>
-          </w:p>
-          <w:p>
-            <w:pPr>
-              <w:spacing w:after="0"/>
-            </w:pPr>
-            <w:r>
-              <w:rPr>
-                <w:b w:val="0"/>
-                <w:i w:val="0"/>
-                <w:sz w:val="18"/>
-              </w:rPr>
-              <w:t>NLS-KT (Cơ bản 1): GV hỏi HS chỉ ra một chi tiết trong clip mà lớp mình hay làm sai</w:t>
-            </w:r>
-          </w:p>
-          <w:p>
-            <w:pPr>
-              <w:spacing w:after="0"/>
-            </w:pPr>
-            <w:r>
-              <w:rPr>
-                <w:b w:val="0"/>
-                <w:i w:val="0"/>
-                <w:sz w:val="18"/>
-              </w:rPr>
-              <w:t>NLS-AT: Clip chỉ xem 1-2 phút rồi tắt, phần lớn thời gian vẫn dành cho vận động thật</w:t>
+              <w:t>NLS-KT (Cơ bản 1): Chiếu clip mẫu “Động tác dẫn bóng theo hướng thẳng, dẫn bóng đổi hướng” đã chọn sẵn, cho chạy chậm.</w:t>
             </w:r>
           </w:p>
         </w:tc>
@@ -7920,33 +7581,7 @@
                 <w:i w:val="0"/>
                 <w:sz w:val="18"/>
               </w:rPr>
-              <w:t>NLS-KT (Cơ bản 1): GV chiếu clip mẫu “Động tác chuyền bóng bằng hai tay trước ngực” đã chọn sẵn</w:t>
-            </w:r>
-          </w:p>
-          <w:p>
-            <w:pPr>
-              <w:spacing w:after="0"/>
-            </w:pPr>
-            <w:r>
-              <w:rPr>
-                <w:b w:val="0"/>
-                <w:i w:val="0"/>
-                <w:sz w:val="18"/>
-              </w:rPr>
-              <w:t>NLS-KT (Cơ bản 1): GV hỏi HS chỉ ra một chi tiết trong clip mà lớp mình hay làm sai</w:t>
-            </w:r>
-          </w:p>
-          <w:p>
-            <w:pPr>
-              <w:spacing w:after="0"/>
-            </w:pPr>
-            <w:r>
-              <w:rPr>
-                <w:b w:val="0"/>
-                <w:i w:val="0"/>
-                <w:sz w:val="18"/>
-              </w:rPr>
-              <w:t>NLS-AT: Clip chỉ xem 1-2 phút rồi tắt, phần lớn thời gian vẫn dành cho vận động thật</w:t>
+              <w:t>NLS-KT (Cơ bản 1): Chiếu clip mẫu “Động tác chuyền bóng bằng hai tay trước ngực” đã chọn sẵn, cho chạy chậm.</w:t>
             </w:r>
           </w:p>
         </w:tc>
@@ -8407,33 +8042,7 @@
                 <w:i w:val="0"/>
                 <w:sz w:val="18"/>
               </w:rPr>
-              <w:t>NLS-KT (Cơ bản 1): GV chiếu clip mẫu “Bài tập phối hợp dẫn bóng - ném bóng rổ hai tay trước ngực” đã chọn sẵn</w:t>
-            </w:r>
-          </w:p>
-          <w:p>
-            <w:pPr>
-              <w:spacing w:after="0"/>
-            </w:pPr>
-            <w:r>
-              <w:rPr>
-                <w:b w:val="0"/>
-                <w:i w:val="0"/>
-                <w:sz w:val="18"/>
-              </w:rPr>
-              <w:t>NLS-KT (Cơ bản 1): GV hỏi HS chỉ ra một chi tiết trong clip mà lớp mình hay làm sai</w:t>
-            </w:r>
-          </w:p>
-          <w:p>
-            <w:pPr>
-              <w:spacing w:after="0"/>
-            </w:pPr>
-            <w:r>
-              <w:rPr>
-                <w:b w:val="0"/>
-                <w:i w:val="0"/>
-                <w:sz w:val="18"/>
-              </w:rPr>
-              <w:t>NLS-AT: Clip chỉ xem 1-2 phút rồi tắt, phần lớn thời gian vẫn dành cho vận động thật</w:t>
+              <w:t>NLS-KT (Cơ bản 1): Chiếu clip mẫu “Bài tập phối hợp dẫn bóng - ném bóng rổ hai tay trước ngực” đã chọn sẵn, cho chạy.</w:t>
             </w:r>
           </w:p>
         </w:tc>

--- a/assets/docs/lop3/Giao duc the chat - Lop 3.docx
+++ b/assets/docs/lop3/Giao duc the chat - Lop 3.docx
@@ -624,7 +624,7 @@
                 <w:i w:val="0"/>
                 <w:sz w:val="18"/>
               </w:rPr>
-              <w:t>NLS-KT (Cơ bản 1): Chiếu lên tivi sơ đồ nhìn từ trên xuống có mũi tên chỉ đường đi khi thực hiện.</w:t>
+              <w:t>Năng lực số 1.1 CB1b: HS chỉ được trên sơ đồ đường di chuyển của tổ mình trong “Biến đổi đội hình từ một hàng ngang thành hai, ba hàng ngang và ngược lại”</w:t>
             </w:r>
           </w:p>
           <w:p>
@@ -1101,6 +1101,19 @@
                 <w:i w:val="0"/>
                 <w:sz w:val="18"/>
               </w:rPr>
+              <w:t>Năng lực số 1.1 CB1b: HS chỉ được trên sơ đồ đường di chuyển của tổ mình trong “Biến đổi đội hình từ một hàng ngang thành hai, ba hàng ngang và ngược lại”</w:t>
+            </w:r>
+          </w:p>
+          <w:p>
+            <w:pPr>
+              <w:spacing w:after="0"/>
+            </w:pPr>
+            <w:r>
+              <w:rPr>
+                <w:b w:val="0"/>
+                <w:i w:val="0"/>
+                <w:sz w:val="18"/>
+              </w:rPr>
               <w:t>KNS: KN hợp tác và tuân thủ luật chơi; thắng không kiêu, thua không nản.</w:t>
             </w:r>
           </w:p>
@@ -1565,6 +1578,19 @@
                 <w:i w:val="0"/>
                 <w:sz w:val="18"/>
               </w:rPr>
+              <w:t>Năng lực số 1.1 CB1b: HS chỉ được trên sơ đồ đường di chuyển của tổ mình trong “Biến đổi đội hình từ một hàng ngang thành hai, ba hàng ngang và ngược lại”</w:t>
+            </w:r>
+          </w:p>
+          <w:p>
+            <w:pPr>
+              <w:spacing w:after="0"/>
+            </w:pPr>
+            <w:r>
+              <w:rPr>
+                <w:b w:val="0"/>
+                <w:i w:val="0"/>
+                <w:sz w:val="18"/>
+              </w:rPr>
               <w:t>KNS: KN hợp tác và tuân thủ luật chơi; thắng không kiêu, thua không nản.</w:t>
             </w:r>
           </w:p>
@@ -1797,6 +1823,19 @@
                 <w:i w:val="0"/>
                 <w:sz w:val="18"/>
               </w:rPr>
+              <w:t>Năng lực số 5.4 CB1a: HS đọc được bảng theo dõi phần đội hình đội ngũ đã học và nói được mình tiến bộ ở nội dung nào</w:t>
+            </w:r>
+          </w:p>
+          <w:p>
+            <w:pPr>
+              <w:spacing w:after="0"/>
+            </w:pPr>
+            <w:r>
+              <w:rPr>
+                <w:b w:val="0"/>
+                <w:i w:val="0"/>
+                <w:sz w:val="18"/>
+              </w:rPr>
               <w:t>KNS: KN hợp tác và tuân thủ luật chơi; thắng không kiêu, thua không nản.</w:t>
             </w:r>
           </w:p>
@@ -1912,6 +1951,19 @@
                 <w:i w:val="0"/>
                 <w:sz w:val="18"/>
               </w:rPr>
+              <w:t>Năng lực số 1.1 CB1b: HS xem clip mẫu động tác đi đều, đứng lại trên màn hình rồi chỉ ra nhịp đánh tay và nhịp bước chân</w:t>
+            </w:r>
+          </w:p>
+          <w:p>
+            <w:pPr>
+              <w:spacing w:after="0"/>
+            </w:pPr>
+            <w:r>
+              <w:rPr>
+                <w:b w:val="0"/>
+                <w:i w:val="0"/>
+                <w:sz w:val="18"/>
+              </w:rPr>
               <w:t>KNS: KN hợp tác và tuân thủ luật chơi; thắng không kiêu, thua không nản.</w:t>
             </w:r>
           </w:p>
@@ -2029,6 +2081,19 @@
                 <w:i w:val="0"/>
                 <w:sz w:val="18"/>
               </w:rPr>
+              <w:t>Năng lực số 1.1 CB1b: HS xem clip mẫu động tác đi đều, đứng lại trên màn hình rồi chỉ ra nhịp đánh tay và nhịp bước chân</w:t>
+            </w:r>
+          </w:p>
+          <w:p>
+            <w:pPr>
+              <w:spacing w:after="0"/>
+            </w:pPr>
+            <w:r>
+              <w:rPr>
+                <w:b w:val="0"/>
+                <w:i w:val="0"/>
+                <w:sz w:val="18"/>
+              </w:rPr>
               <w:t>KNS: KN hợp tác và tuân thủ luật chơi; thắng không kiêu, thua không nản.</w:t>
             </w:r>
           </w:p>
@@ -2144,6 +2209,19 @@
                 <w:i w:val="0"/>
                 <w:sz w:val="18"/>
               </w:rPr>
+              <w:t>Năng lực số 1.1 CB1b: HS xem clip mẫu động tác đi đều, đứng lại trên màn hình rồi chỉ ra nhịp đánh tay và nhịp bước chân</w:t>
+            </w:r>
+          </w:p>
+          <w:p>
+            <w:pPr>
+              <w:spacing w:after="0"/>
+            </w:pPr>
+            <w:r>
+              <w:rPr>
+                <w:b w:val="0"/>
+                <w:i w:val="0"/>
+                <w:sz w:val="18"/>
+              </w:rPr>
               <w:t>KNS: KN hợp tác và tuân thủ luật chơi; thắng không kiêu, thua không nản.</w:t>
             </w:r>
           </w:p>
@@ -2261,6 +2339,7 @@
                 <w:i w:val="0"/>
                 <w:sz w:val="18"/>
               </w:rPr>
+              <w:t>Năng lực số 1.1 CB1b: HS quan sát clip chạy chậm và nói được một chi tiết trong “Động tác vươn thở và động tác tay” mà mình hay làm sai</w:t>
             </w:r>
           </w:p>
         </w:tc>
@@ -2492,6 +2571,7 @@
                 <w:i w:val="0"/>
                 <w:sz w:val="18"/>
               </w:rPr>
+              <w:t>Năng lực số 1.1 CB1b: HS quan sát clip chạy chậm và nói được một chi tiết trong “Động tác chân, động tác lườn, động tác bụng” mà mình hay làm sai</w:t>
             </w:r>
           </w:p>
         </w:tc>
@@ -2723,6 +2803,7 @@
                 <w:i w:val="0"/>
                 <w:sz w:val="18"/>
               </w:rPr>
+              <w:t>Năng lực số 1.1 CB1b: HS quan sát clip chạy chậm và nói được một chi tiết trong “Động tác phối hợp, động tác nhảy, động tác điều hoà” mà mình hay làm sai</w:t>
             </w:r>
           </w:p>
         </w:tc>
@@ -2953,7 +3034,7 @@
                 <w:i w:val="0"/>
                 <w:sz w:val="18"/>
               </w:rPr>
-              <w:t>NLS-KT (Cơ bản 1): Chiếu clip mẫu “Động tác phối hợp, động tác nhảy, động tác điều hoà” đã chọn sẵn, cho chạy chậm.</w:t>
+              <w:t>Năng lực số 1.1 CB1b: HS quan sát clip chạy chậm và nói được một chi tiết trong “Động tác phối hợp, động tác nhảy, động tác điều hoà” mà mình hay làm sai</w:t>
             </w:r>
           </w:p>
         </w:tc>
@@ -3011,7 +3092,7 @@
                 <w:i w:val="0"/>
                 <w:sz w:val="20"/>
               </w:rPr>
-              <w:t>Ôn tập, kiểm tra, đánh giá</w:t>
+              <w:t>Ôn tập, đánh giá</w:t>
             </w:r>
           </w:p>
         </w:tc>
@@ -3069,6 +3150,7 @@
                 <w:i w:val="0"/>
                 <w:sz w:val="18"/>
               </w:rPr>
+              <w:t>Năng lực số 5.4 CB1a: HS đọc được bảng theo dõi phần đội hình đội ngũ và bài thể dục phát triển chung và nói được mình tiến bộ ở nội dung nào</w:t>
             </w:r>
           </w:p>
         </w:tc>
@@ -3185,6 +3267,19 @@
                 <w:i w:val="0"/>
                 <w:sz w:val="18"/>
               </w:rPr>
+              <w:t>Năng lực số 1.1 CB1b: HS quan sát clip chạy chậm và nói được một chi tiết trong “Bài tập phối hợp di chuyển vượt qua chướng ngại vật trên đường thẳng” mà mình hay làm sai</w:t>
+            </w:r>
+          </w:p>
+          <w:p>
+            <w:pPr>
+              <w:spacing w:after="0"/>
+            </w:pPr>
+            <w:r>
+              <w:rPr>
+                <w:b w:val="0"/>
+                <w:i w:val="0"/>
+                <w:sz w:val="18"/>
+              </w:rPr>
               <w:t>KNS: KN bảo đảm an toàn khi vận động: khởi động kĩ, tập đúng sức, biết dừng khi mệt.</w:t>
             </w:r>
           </w:p>
@@ -3417,7 +3512,7 @@
                 <w:i w:val="0"/>
                 <w:sz w:val="18"/>
               </w:rPr>
-              <w:t>NLS-KT (Cơ bản 1): Chiếu clip mẫu “Bài tập phối hợp di chuyển vượt qua chướng ngại vật trên đường thẳng” đã chọn sẵn, cho chạy.</w:t>
+              <w:t>Năng lực số 1.1 CB1b: HS quan sát clip chạy chậm và nói được một chi tiết trong “Bài tập phối hợp di chuyển vượt qua chướng ngại vật trên đường thẳng” mà mình hay làm sai</w:t>
             </w:r>
           </w:p>
           <w:p>
@@ -3662,7 +3757,7 @@
                 <w:i w:val="0"/>
                 <w:sz w:val="18"/>
               </w:rPr>
-              <w:t>NLS-ST (Cơ bản 1): Dùng điện thoại quay 5-10 giây lúc vài HS thực hiện “Bài tập phối hợp di chuyển vượt qua chướng ngại vật trên đường thẳng”.</w:t>
+              <w:t>Năng lực số 1.1 CB1b: HS quan sát clip chạy chậm và nói được một chi tiết trong “Bài tập phối hợp di chuyển vượt qua chướng ngại vật trên đường gấp khúc” mà mình hay làm sai</w:t>
             </w:r>
           </w:p>
           <w:p>
@@ -3907,7 +4002,7 @@
                 <w:i w:val="0"/>
                 <w:sz w:val="18"/>
               </w:rPr>
-              <w:t>NLS-KT (Cơ bản 1): Chiếu clip mẫu “Bài tập phối hợp di chuyển vượt qua chướng ngại vật trên đường gấp khúc” đã chọn sẵn, cho.</w:t>
+              <w:t>Năng lực số 1.1 CB1b: HS quan sát clip chạy chậm và nói được một chi tiết trong “Bài tập phối hợp di chuyển vượt qua chướng ngại vật trên đường gấp khúc” mà mình hay làm sai</w:t>
             </w:r>
           </w:p>
           <w:p>
@@ -4152,6 +4247,19 @@
                 <w:i w:val="0"/>
                 <w:sz w:val="18"/>
               </w:rPr>
+              <w:t>Năng lực số 3.1 CB1a: HS xem lại clip mình thực hiện “Bài tập phối hợp di chuyển vượt qua chướng ngại vật trên đường gấp khúc” cho chạy chậm và chỉ ra được chỗ mình làm chưa đúng</w:t>
+            </w:r>
+          </w:p>
+          <w:p>
+            <w:pPr>
+              <w:spacing w:after="0"/>
+            </w:pPr>
+            <w:r>
+              <w:rPr>
+                <w:b w:val="0"/>
+                <w:i w:val="0"/>
+                <w:sz w:val="18"/>
+              </w:rPr>
               <w:t>KNS: KN bảo đảm an toàn khi vận động: khởi động kĩ, tập đúng sức, biết dừng khi mệt.</w:t>
             </w:r>
           </w:p>
@@ -4384,6 +4492,19 @@
                 <w:i w:val="0"/>
                 <w:sz w:val="18"/>
               </w:rPr>
+              <w:t>Năng lực số 1.1 CB1b: HS quan sát clip chạy chậm và nói được một chi tiết trong “Bài tập phối hợp di chuyển vượt qua chướng ngại vật trên địa hình tự nhiên” mà mình hay làm sai</w:t>
+            </w:r>
+          </w:p>
+          <w:p>
+            <w:pPr>
+              <w:spacing w:after="0"/>
+            </w:pPr>
+            <w:r>
+              <w:rPr>
+                <w:b w:val="0"/>
+                <w:i w:val="0"/>
+                <w:sz w:val="18"/>
+              </w:rPr>
               <w:t>KNS: KN bảo đảm an toàn khi vận động: khởi động kĩ, tập đúng sức, biết dừng khi mệt.</w:t>
             </w:r>
           </w:p>
@@ -4558,7 +4679,7 @@
                 <w:i w:val="0"/>
                 <w:sz w:val="20"/>
               </w:rPr>
-              <w:t>Ôn tập, kiểm tra, đánh giá</w:t>
+              <w:t>Ôn tập, đánh giá</w:t>
             </w:r>
           </w:p>
         </w:tc>
@@ -4730,6 +4851,7 @@
                 <w:i w:val="0"/>
                 <w:sz w:val="18"/>
               </w:rPr>
+              <w:t>Năng lực số 5.4 CB1a: HS đọc được bảng theo dõi phần đội hình đội ngũ và bài thể dục phát triển chung và nói được mình tiến bộ ở nội dung nào</w:t>
             </w:r>
           </w:p>
         </w:tc>
@@ -4870,20 +4992,7 @@
                 <w:i w:val="0"/>
                 <w:sz w:val="18"/>
               </w:rPr>
-              <w:t>Điều chỉnh: chuyển ôn tập, đánh giá cuối HKI về tuần 18; các bài của chủ đề lùi tương ứng sang đầu HKII</w:t>
-            </w:r>
-          </w:p>
-          <w:p>
-            <w:pPr>
-              <w:spacing w:after="0"/>
-            </w:pPr>
-            <w:r>
-              <w:rPr>
-                <w:b w:val="0"/>
-                <w:i w:val="0"/>
-                <w:sz w:val="18"/>
-              </w:rPr>
-              <w:t>NLS-KT (Cơ bản 1): Chiếu clip mẫu “Bài tập phối hợp di chuyển vượt qua chướng ngại vật trên địa hình tự nhiên” đã chọn sẵn.</w:t>
+              <w:t>Điều chỉnh: chuyển ôn tập, đánh giá cuối HKI về tuần 18; các bài của chủ đề lùi tương ứng sang đầu HKII; Năng lực số 1.1 CB1b: HS quan sát clip chạy chậm và nói được một chi tiết trong “Bài tập phối hợp di chuyển vượt qua chướng ngại vật trên địa hình tự nhiên” mà mình hay làm sai</w:t>
             </w:r>
           </w:p>
           <w:p>
@@ -5128,6 +5237,19 @@
                 <w:i w:val="0"/>
                 <w:sz w:val="18"/>
               </w:rPr>
+              <w:t>Năng lực số 3.1 CB1a: HS xem lại clip mình thực hiện “Bài tập phối hợp di chuyển vượt qua chướng ngại vật trên địa hình tự nhiên” cho chạy chậm và chỉ ra được chỗ mình làm chưa đúng</w:t>
+            </w:r>
+          </w:p>
+          <w:p>
+            <w:pPr>
+              <w:spacing w:after="0"/>
+            </w:pPr>
+            <w:r>
+              <w:rPr>
+                <w:b w:val="0"/>
+                <w:i w:val="0"/>
+                <w:sz w:val="18"/>
+              </w:rPr>
               <w:t>KNS: KN bảo đảm an toàn khi vận động: khởi động kĩ, tập đúng sức, biết dừng khi mệt.</w:t>
             </w:r>
           </w:p>
@@ -5360,6 +5482,19 @@
                 <w:i w:val="0"/>
                 <w:sz w:val="18"/>
               </w:rPr>
+              <w:t>Năng lực số 1.1 CB1b: HS quan sát clip chạy chậm và nói được một chi tiết trong “Bài tập tại chỗ tung; bắt bóng bằng hai tay” mà mình hay làm sai</w:t>
+            </w:r>
+          </w:p>
+          <w:p>
+            <w:pPr>
+              <w:spacing w:after="0"/>
+            </w:pPr>
+            <w:r>
+              <w:rPr>
+                <w:b w:val="0"/>
+                <w:i w:val="0"/>
+                <w:sz w:val="18"/>
+              </w:rPr>
               <w:t>KNS: KN bảo đảm an toàn khi vận động: khởi động kĩ, tập đúng sức, biết dừng khi mệt.</w:t>
             </w:r>
           </w:p>
@@ -5592,7 +5727,7 @@
                 <w:i w:val="0"/>
                 <w:sz w:val="18"/>
               </w:rPr>
-              <w:t>NLS-KT (Cơ bản 1): Chiếu clip mẫu “Bài tập tại chỗ tung - bắt bóng bằng hai tay” đã chọn sẵn, cho chạy chậm.</w:t>
+              <w:t>Năng lực số 1.1 CB1b: HS quan sát clip chạy chậm và nói được một chi tiết trong “Bài tập tại chỗ tung; bắt bóng bằng hai tay” mà mình hay làm sai</w:t>
             </w:r>
           </w:p>
           <w:p>
@@ -5837,6 +5972,19 @@
                 <w:i w:val="0"/>
                 <w:sz w:val="18"/>
               </w:rPr>
+              <w:t>Năng lực số 1.1 CB1b: HS quan sát clip chạy chậm và nói được một chi tiết trong “Bài tập di chuyển tung; bắt bóng bằng hai tay” mà mình hay làm sai</w:t>
+            </w:r>
+          </w:p>
+          <w:p>
+            <w:pPr>
+              <w:spacing w:after="0"/>
+            </w:pPr>
+            <w:r>
+              <w:rPr>
+                <w:b w:val="0"/>
+                <w:i w:val="0"/>
+                <w:sz w:val="18"/>
+              </w:rPr>
               <w:t>KNS: KN bảo đảm an toàn khi vận động: khởi động kĩ, tập đúng sức, biết dừng khi mệt.</w:t>
             </w:r>
           </w:p>
@@ -6069,7 +6217,7 @@
                 <w:i w:val="0"/>
                 <w:sz w:val="18"/>
               </w:rPr>
-              <w:t>NLS-KT (Cơ bản 1): Chiếu clip mẫu “Bài tập di chuyển tung - bắt bóng bằng hai tay” đã chọn sẵn, cho chạy chậm.</w:t>
+              <w:t>Năng lực số 1.1 CB1b: HS quan sát clip chạy chậm và nói được một chi tiết trong “Bài tập di chuyển tung; bắt bóng bằng hai tay” mà mình hay làm sai</w:t>
             </w:r>
           </w:p>
           <w:p>
@@ -6314,6 +6462,7 @@
                 <w:i w:val="0"/>
                 <w:sz w:val="18"/>
               </w:rPr>
+              <w:t>Năng lực số 1.1 CB1b: HS quan sát clip chạy chậm và nói được một chi tiết trong “Bài tập bổ trợ với bóng” mà mình hay làm sai</w:t>
             </w:r>
           </w:p>
         </w:tc>
@@ -6544,6 +6693,7 @@
                 <w:i w:val="0"/>
                 <w:sz w:val="18"/>
               </w:rPr>
+              <w:t>Năng lực số 1.1 CB1b: HS quan sát clip chạy chậm và nói được một chi tiết trong “Bài tập bổ trợ với bóng” mà mình hay làm sai</w:t>
             </w:r>
           </w:p>
         </w:tc>
@@ -6775,6 +6925,7 @@
                 <w:i w:val="0"/>
                 <w:sz w:val="18"/>
               </w:rPr>
+              <w:t>Năng lực số 1.1 CB1b: HS quan sát clip chạy chậm và nói được một chi tiết trong “Động tác dẫn bóng theo hướng thẳng, dẫn bóng đổi hướng” mà mình hay làm sai</w:t>
             </w:r>
           </w:p>
         </w:tc>
@@ -7005,6 +7156,7 @@
                 <w:i w:val="0"/>
                 <w:sz w:val="18"/>
               </w:rPr>
+              <w:t>Năng lực số 1.1 CB1b: HS quan sát clip chạy chậm và nói được một chi tiết trong “Động tác dẫn bóng theo hướng thẳng, dẫn bóng đổi hướng” mà mình hay làm sai</w:t>
             </w:r>
           </w:p>
         </w:tc>
@@ -7178,7 +7330,7 @@
                 <w:i w:val="0"/>
                 <w:sz w:val="20"/>
               </w:rPr>
-              <w:t>Ôn tập, kiểm tra, đánh giá</w:t>
+              <w:t>Ôn tập, đánh giá</w:t>
             </w:r>
           </w:p>
         </w:tc>
@@ -7236,6 +7388,7 @@
                 <w:i w:val="0"/>
                 <w:sz w:val="18"/>
               </w:rPr>
+              <w:t>Năng lực số 5.4 CB1a: HS đọc được bảng theo dõi phần đội hình đội ngũ và bài thể dục phát triển chung và nói được mình tiến bộ ở nội dung nào</w:t>
             </w:r>
           </w:p>
         </w:tc>
@@ -7351,6 +7504,7 @@
                 <w:i w:val="0"/>
                 <w:sz w:val="18"/>
               </w:rPr>
+              <w:t>Năng lực số 1.1 CB1b: HS quan sát clip chạy chậm và nói được một chi tiết trong “Động tác chuyền bóng bằng hai tay trước ngực” mà mình hay làm sai</w:t>
             </w:r>
           </w:p>
         </w:tc>
@@ -7467,6 +7621,7 @@
                 <w:i w:val="0"/>
                 <w:sz w:val="18"/>
               </w:rPr>
+              <w:t>Năng lực số 1.1 CB1b: HS quan sát clip chạy chậm và nói được một chi tiết trong “Động tác chuyền bóng bằng hai tay trước ngực” mà mình hay làm sai</w:t>
             </w:r>
           </w:p>
         </w:tc>
@@ -7812,6 +7967,7 @@
                 <w:i w:val="0"/>
                 <w:sz w:val="18"/>
               </w:rPr>
+              <w:t>Năng lực số 1.1 CB1b: HS xem clip chậm động tác chuyền bóng, chỉ ra vị trí tay và hướng đẩy bóng</w:t>
             </w:r>
           </w:p>
         </w:tc>
@@ -7928,6 +8084,7 @@
                 <w:i w:val="0"/>
                 <w:sz w:val="18"/>
               </w:rPr>
+              <w:t>Năng lực số 1.1 CB1b: HS quan sát clip chạy chậm và nói được một chi tiết trong “Bài tập phối hợp dẫn bóng; ném bóng rổ hai tay trước ngực” mà mình hay làm sai</w:t>
             </w:r>
           </w:p>
         </w:tc>
@@ -8042,7 +8199,7 @@
                 <w:i w:val="0"/>
                 <w:sz w:val="18"/>
               </w:rPr>
-              <w:t>NLS-KT (Cơ bản 1): Chiếu clip mẫu “Bài tập phối hợp dẫn bóng - ném bóng rổ hai tay trước ngực” đã chọn sẵn, cho chạy.</w:t>
+              <w:t>Năng lực số 1.1 CB1b: HS nêu được 2-3 điều luật của trò chơi gắn với “Bài tập phối hợp dẫn bóng; ném bóng rổ hai tay trước ngực” sau khi xem hình sân và bảng luật</w:t>
             </w:r>
           </w:p>
         </w:tc>
@@ -8159,6 +8316,7 @@
                 <w:i w:val="0"/>
                 <w:sz w:val="18"/>
               </w:rPr>
+              <w:t>Năng lực số 1.1 CB1b: HS nêu được 2-3 điều luật của trò chơi gắn với “Bài tập phối hợp dẫn bóng; ném bóng rổ hai tay trước ngực” sau khi xem hình sân và bảng luật</w:t>
             </w:r>
           </w:p>
         </w:tc>
@@ -8273,6 +8431,20 @@
                 <w:i w:val="0"/>
                 <w:sz w:val="18"/>
               </w:rPr>
+              <w:t>dừng; ném, chỉ ra chỗ phải hạ thấp trọng tâm</w:t>
+            </w:r>
+          </w:p>
+          <w:p>
+            <w:pPr>
+              <w:spacing w:after="0"/>
+            </w:pPr>
+            <w:r>
+              <w:rPr>
+                <w:b w:val="0"/>
+                <w:i w:val="0"/>
+                <w:sz w:val="18"/>
+              </w:rPr>
+              <w:t>NLS: Năng lực số 1.1 CB1b: HS xem clip chậm pha dẫn bóng</w:t>
             </w:r>
           </w:p>
         </w:tc>
@@ -8389,6 +8561,20 @@
                 <w:i w:val="0"/>
                 <w:sz w:val="18"/>
               </w:rPr>
+              <w:t>dừng; ném, chỉ ra chỗ phải hạ thấp trọng tâm</w:t>
+            </w:r>
+          </w:p>
+          <w:p>
+            <w:pPr>
+              <w:spacing w:after="0"/>
+            </w:pPr>
+            <w:r>
+              <w:rPr>
+                <w:b w:val="0"/>
+                <w:i w:val="0"/>
+                <w:sz w:val="18"/>
+              </w:rPr>
+              <w:t>NLS: Năng lực số 1.1 CB1b: HS xem clip chậm pha dẫn bóng</w:t>
             </w:r>
           </w:p>
         </w:tc>
@@ -8446,7 +8632,7 @@
                 <w:i w:val="0"/>
                 <w:sz w:val="20"/>
               </w:rPr>
-              <w:t>Ôn tập, kiểm tra, đánh giá</w:t>
+              <w:t>Ôn tập, đánh giá</w:t>
             </w:r>
           </w:p>
         </w:tc>
@@ -8562,7 +8748,7 @@
                 <w:i w:val="0"/>
                 <w:sz w:val="20"/>
               </w:rPr>
-              <w:t>Ôn tập, kiểm tra, đánh giá</w:t>
+              <w:t>Ôn tập, đánh giá</w:t>
             </w:r>
           </w:p>
         </w:tc>
@@ -8734,6 +8920,7 @@
                 <w:i w:val="0"/>
                 <w:sz w:val="18"/>
               </w:rPr>
+              <w:t>Năng lực số 5.4 CB1a: HS đọc bảng theo dõi số lần ném trúng rổ của tổ mình qua các tiết và nói được mình tiến bộ ở đâu</w:t>
             </w:r>
           </w:p>
         </w:tc>

--- a/assets/docs/lop3/Giao duc the chat - Lop 3.docx
+++ b/assets/docs/lop3/Giao duc the chat - Lop 3.docx
@@ -624,7 +624,7 @@
                 <w:i w:val="0"/>
                 <w:sz w:val="18"/>
               </w:rPr>
-              <w:t>Năng lực số 1.1 CB1b: HS chỉ được trên sơ đồ đường di chuyển của tổ mình trong “Biến đổi đội hình từ một hàng ngang thành hai, ba hàng ngang và ngược lại”</w:t>
+              <w:t>Năng lực số 1.1 CB1b: HS chỉ được trên sơ đồ đường di chuyển của tổ mình trong “Biến đổi đội hình từ một hàng dọc thành hai, ba hàng dọc và ngược lại”</w:t>
             </w:r>
           </w:p>
           <w:p>
@@ -1578,19 +1578,6 @@
                 <w:i w:val="0"/>
                 <w:sz w:val="18"/>
               </w:rPr>
-              <w:t>Năng lực số 1.1 CB1b: HS chỉ được trên sơ đồ đường di chuyển của tổ mình trong “Biến đổi đội hình từ một hàng ngang thành hai, ba hàng ngang và ngược lại”</w:t>
-            </w:r>
-          </w:p>
-          <w:p>
-            <w:pPr>
-              <w:spacing w:after="0"/>
-            </w:pPr>
-            <w:r>
-              <w:rPr>
-                <w:b w:val="0"/>
-                <w:i w:val="0"/>
-                <w:sz w:val="18"/>
-              </w:rPr>
               <w:t>KNS: KN hợp tác và tuân thủ luật chơi; thắng không kiêu, thua không nản.</w:t>
             </w:r>
           </w:p>
@@ -1823,7 +1810,7 @@
                 <w:i w:val="0"/>
                 <w:sz w:val="18"/>
               </w:rPr>
-              <w:t>Năng lực số 5.4 CB1a: HS đọc được bảng theo dõi phần đội hình đội ngũ đã học và nói được mình tiến bộ ở nội dung nào</w:t>
+              <w:t>Năng lực số 1.1 CB1b: HS xem clip mẫu động tác đi đều, đứng lại trên màn hình rồi chỉ ra nhịp đánh tay và nhịp bước chân</w:t>
             </w:r>
           </w:p>
           <w:p>
@@ -2454,7 +2441,6 @@
                 <w:i w:val="0"/>
                 <w:sz w:val="18"/>
               </w:rPr>
-              <w:t>NLS-KT (Cơ bản 1): Chiếu clip mẫu “Động tác vươn thở và động tác tay” đã chọn sẵn, cho chạy chậm.</w:t>
             </w:r>
           </w:p>
         </w:tc>
@@ -2686,7 +2672,6 @@
                 <w:i w:val="0"/>
                 <w:sz w:val="18"/>
               </w:rPr>
-              <w:t>NLS-KT (Cơ bản 1): Chiếu clip mẫu “Động tác chân, động tác lườn, động tác bụng” đã chọn sẵn, cho chạy chậm.</w:t>
             </w:r>
           </w:p>
         </w:tc>
@@ -3034,7 +3019,6 @@
                 <w:i w:val="0"/>
                 <w:sz w:val="18"/>
               </w:rPr>
-              <w:t>Năng lực số 1.1 CB1b: HS quan sát clip chạy chậm và nói được một chi tiết trong “Động tác phối hợp, động tác nhảy, động tác điều hoà” mà mình hay làm sai</w:t>
             </w:r>
           </w:p>
         </w:tc>
@@ -3150,7 +3134,6 @@
                 <w:i w:val="0"/>
                 <w:sz w:val="18"/>
               </w:rPr>
-              <w:t>Năng lực số 5.4 CB1a: HS đọc được bảng theo dõi phần đội hình đội ngũ và bài thể dục phát triển chung và nói được mình tiến bộ ở nội dung nào</w:t>
             </w:r>
           </w:p>
         </w:tc>
@@ -3512,7 +3495,7 @@
                 <w:i w:val="0"/>
                 <w:sz w:val="18"/>
               </w:rPr>
-              <w:t>Năng lực số 1.1 CB1b: HS quan sát clip chạy chậm và nói được một chi tiết trong “Bài tập phối hợp di chuyển vượt qua chướng ngại vật trên đường thẳng” mà mình hay làm sai</w:t>
+              <w:t>Năng lực số 3.1 CB1a: HS xem lại clip mình thực hiện “Bài tập phối hợp di chuyển vượt qua chướng ngại vật trên đường thẳng” cho chạy chậm và chỉ ra được chỗ mình làm chưa đúng</w:t>
             </w:r>
           </w:p>
           <w:p>
@@ -4002,7 +3985,7 @@
                 <w:i w:val="0"/>
                 <w:sz w:val="18"/>
               </w:rPr>
-              <w:t>Năng lực số 1.1 CB1b: HS quan sát clip chạy chậm và nói được một chi tiết trong “Bài tập phối hợp di chuyển vượt qua chướng ngại vật trên đường gấp khúc” mà mình hay làm sai</w:t>
+              <w:t>Năng lực số 3.1 CB1a: HS xem lại clip mình thực hiện “Bài tập phối hợp di chuyển vượt qua chướng ngại vật trên đường gấp khúc” cho chạy chậm và chỉ ra được chỗ mình làm chưa đúng</w:t>
             </w:r>
           </w:p>
           <w:p>
@@ -4247,7 +4230,7 @@
                 <w:i w:val="0"/>
                 <w:sz w:val="18"/>
               </w:rPr>
-              <w:t>Năng lực số 3.1 CB1a: HS xem lại clip mình thực hiện “Bài tập phối hợp di chuyển vượt qua chướng ngại vật trên đường gấp khúc” cho chạy chậm và chỉ ra được chỗ mình làm chưa đúng</w:t>
+              <w:t>Năng lực số 1.1 CB1b: HS xem sơ đồ đường gấp khúc trên màn hình, chỉ ra chỗ phải giảm tốc độ để đổi hướng an toàn</w:t>
             </w:r>
           </w:p>
           <w:p>
@@ -4375,6 +4358,19 @@
                 <w:i w:val="0"/>
                 <w:sz w:val="18"/>
               </w:rPr>
+              <w:t>Năng lực số 1.1 CB1b: HS xem sơ đồ đường gấp khúc trên màn hình, chỉ ra chỗ phải giảm tốc độ để đổi hướng an toàn</w:t>
+            </w:r>
+          </w:p>
+          <w:p>
+            <w:pPr>
+              <w:spacing w:after="0"/>
+            </w:pPr>
+            <w:r>
+              <w:rPr>
+                <w:b w:val="0"/>
+                <w:i w:val="0"/>
+                <w:sz w:val="18"/>
+              </w:rPr>
               <w:t>KNS: KN bảo đảm an toàn khi vận động: khởi động kĩ, tập đúng sức, biết dừng khi mệt.</w:t>
             </w:r>
           </w:p>
@@ -4851,7 +4847,6 @@
                 <w:i w:val="0"/>
                 <w:sz w:val="18"/>
               </w:rPr>
-              <w:t>Năng lực số 5.4 CB1a: HS đọc được bảng theo dõi phần đội hình đội ngũ và bài thể dục phát triển chung và nói được mình tiến bộ ở nội dung nào</w:t>
             </w:r>
           </w:p>
         </w:tc>
@@ -4992,7 +4987,7 @@
                 <w:i w:val="0"/>
                 <w:sz w:val="18"/>
               </w:rPr>
-              <w:t>Điều chỉnh: chuyển ôn tập, đánh giá cuối HKI về tuần 18; các bài của chủ đề lùi tương ứng sang đầu HKII; Năng lực số 1.1 CB1b: HS quan sát clip chạy chậm và nói được một chi tiết trong “Bài tập phối hợp di chuyển vượt qua chướng ngại vật trên địa hình tự nhiên” mà mình hay làm sai</w:t>
+              <w:t>Điều chỉnh: chuyển ôn tập, đánh giá cuối HKI về tuần 18; các bài của chủ đề lùi tương ứng sang đầu HKII; Năng lực số 3.1 CB1a: HS xem lại clip mình thực hiện “Bài tập phối hợp di chuyển vượt qua chướng ngại vật trên địa hình tự nhiên” cho chạy chậm và chỉ ra được chỗ mình làm chưa đúng</w:t>
             </w:r>
           </w:p>
           <w:p>
@@ -5237,7 +5232,7 @@
                 <w:i w:val="0"/>
                 <w:sz w:val="18"/>
               </w:rPr>
-              <w:t>Năng lực số 3.1 CB1a: HS xem lại clip mình thực hiện “Bài tập phối hợp di chuyển vượt qua chướng ngại vật trên địa hình tự nhiên” cho chạy chậm và chỉ ra được chỗ mình làm chưa đúng</w:t>
+              <w:t>Năng lực số 1.1 CB1b: HS xem ảnh chụp khu vực sân tập trên màn hình, chỉ ra chỗ gồ ghề cần chú ý</w:t>
             </w:r>
           </w:p>
           <w:p>
@@ -5365,6 +5360,19 @@
                 <w:i w:val="0"/>
                 <w:sz w:val="18"/>
               </w:rPr>
+              <w:t>Năng lực số 1.1 CB1b: HS xem ảnh chụp khu vực sân tập trên màn hình, chỉ ra chỗ gồ ghề cần chú ý</w:t>
+            </w:r>
+          </w:p>
+          <w:p>
+            <w:pPr>
+              <w:spacing w:after="0"/>
+            </w:pPr>
+            <w:r>
+              <w:rPr>
+                <w:b w:val="0"/>
+                <w:i w:val="0"/>
+                <w:sz w:val="18"/>
+              </w:rPr>
               <w:t>KNS: KN bảo đảm an toàn khi vận động: khởi động kĩ, tập đúng sức, biết dừng khi mệt.</w:t>
             </w:r>
           </w:p>
@@ -5727,19 +5735,6 @@
                 <w:i w:val="0"/>
                 <w:sz w:val="18"/>
               </w:rPr>
-              <w:t>Năng lực số 1.1 CB1b: HS quan sát clip chạy chậm và nói được một chi tiết trong “Bài tập tại chỗ tung; bắt bóng bằng hai tay” mà mình hay làm sai</w:t>
-            </w:r>
-          </w:p>
-          <w:p>
-            <w:pPr>
-              <w:spacing w:after="0"/>
-            </w:pPr>
-            <w:r>
-              <w:rPr>
-                <w:b w:val="0"/>
-                <w:i w:val="0"/>
-                <w:sz w:val="18"/>
-              </w:rPr>
               <w:t>KNS: KN bảo đảm an toàn khi vận động: khởi động kĩ, tập đúng sức, biết dừng khi mệt.</w:t>
             </w:r>
           </w:p>
@@ -6217,19 +6212,6 @@
                 <w:i w:val="0"/>
                 <w:sz w:val="18"/>
               </w:rPr>
-              <w:t>Năng lực số 1.1 CB1b: HS quan sát clip chạy chậm và nói được một chi tiết trong “Bài tập di chuyển tung; bắt bóng bằng hai tay” mà mình hay làm sai</w:t>
-            </w:r>
-          </w:p>
-          <w:p>
-            <w:pPr>
-              <w:spacing w:after="0"/>
-            </w:pPr>
-            <w:r>
-              <w:rPr>
-                <w:b w:val="0"/>
-                <w:i w:val="0"/>
-                <w:sz w:val="18"/>
-              </w:rPr>
               <w:t>KNS: KN bảo đảm an toàn khi vận động: khởi động kĩ, tập đúng sức, biết dừng khi mệt.</w:t>
             </w:r>
           </w:p>
@@ -6693,7 +6675,7 @@
                 <w:i w:val="0"/>
                 <w:sz w:val="18"/>
               </w:rPr>
-              <w:t>Năng lực số 1.1 CB1b: HS quan sát clip chạy chậm và nói được một chi tiết trong “Bài tập bổ trợ với bóng” mà mình hay làm sai</w:t>
+              <w:t>Năng lực số 3.1 CB1a: HS xem lại clip mình thực hiện “Bài tập bổ trợ với bóng” cho chạy chậm và chỉ ra được chỗ mình làm chưa đúng</w:t>
             </w:r>
           </w:p>
         </w:tc>
@@ -6808,7 +6790,6 @@
                 <w:i w:val="0"/>
                 <w:sz w:val="18"/>
               </w:rPr>
-              <w:t>NLS-KT (Cơ bản 1): Chiếu clip mẫu “Bài tập bổ trợ với bóng” đã chọn sẵn, cho chạy chậm.</w:t>
             </w:r>
           </w:p>
         </w:tc>
@@ -7156,7 +7137,6 @@
                 <w:i w:val="0"/>
                 <w:sz w:val="18"/>
               </w:rPr>
-              <w:t>Năng lực số 1.1 CB1b: HS quan sát clip chạy chậm và nói được một chi tiết trong “Động tác dẫn bóng theo hướng thẳng, dẫn bóng đổi hướng” mà mình hay làm sai</w:t>
             </w:r>
           </w:p>
         </w:tc>
@@ -7271,7 +7251,6 @@
                 <w:i w:val="0"/>
                 <w:sz w:val="18"/>
               </w:rPr>
-              <w:t>NLS-KT (Cơ bản 1): Chiếu clip mẫu “Động tác dẫn bóng theo hướng thẳng, dẫn bóng đổi hướng” đã chọn sẵn, cho chạy chậm.</w:t>
             </w:r>
           </w:p>
         </w:tc>
@@ -7388,7 +7367,6 @@
                 <w:i w:val="0"/>
                 <w:sz w:val="18"/>
               </w:rPr>
-              <w:t>Năng lực số 5.4 CB1a: HS đọc được bảng theo dõi phần đội hình đội ngũ và bài thể dục phát triển chung và nói được mình tiến bộ ở nội dung nào</w:t>
             </w:r>
           </w:p>
         </w:tc>
@@ -7621,7 +7599,6 @@
                 <w:i w:val="0"/>
                 <w:sz w:val="18"/>
               </w:rPr>
-              <w:t>Năng lực số 1.1 CB1b: HS quan sát clip chạy chậm và nói được một chi tiết trong “Động tác chuyền bóng bằng hai tay trước ngực” mà mình hay làm sai</w:t>
             </w:r>
           </w:p>
         </w:tc>
@@ -7736,7 +7713,7 @@
                 <w:i w:val="0"/>
                 <w:sz w:val="18"/>
               </w:rPr>
-              <w:t>NLS-KT (Cơ bản 1): Chiếu clip mẫu “Động tác chuyền bóng bằng hai tay trước ngực” đã chọn sẵn, cho chạy chậm.</w:t>
+              <w:t>Năng lực số 1.1 CB1b: HS xem clip chậm động tác chuyền bóng, chỉ ra vị trí tay và hướng đẩy bóng</w:t>
             </w:r>
           </w:p>
         </w:tc>
@@ -7853,6 +7830,7 @@
                 <w:i w:val="0"/>
                 <w:sz w:val="18"/>
               </w:rPr>
+              <w:t>Năng lực số 1.1 CB1b: HS xem clip chậm động tác chuyền bóng, chỉ ra vị trí tay và hướng đẩy bóng</w:t>
             </w:r>
           </w:p>
         </w:tc>
@@ -7967,7 +7945,6 @@
                 <w:i w:val="0"/>
                 <w:sz w:val="18"/>
               </w:rPr>
-              <w:t>Năng lực số 1.1 CB1b: HS xem clip chậm động tác chuyền bóng, chỉ ra vị trí tay và hướng đẩy bóng</w:t>
             </w:r>
           </w:p>
         </w:tc>
@@ -8316,7 +8293,20 @@
                 <w:i w:val="0"/>
                 <w:sz w:val="18"/>
               </w:rPr>
-              <w:t>Năng lực số 1.1 CB1b: HS nêu được 2-3 điều luật của trò chơi gắn với “Bài tập phối hợp dẫn bóng; ném bóng rổ hai tay trước ngực” sau khi xem hình sân và bảng luật</w:t>
+              <w:t>dừng; ném, chỉ ra chỗ phải hạ thấp trọng tâm</w:t>
+            </w:r>
+          </w:p>
+          <w:p>
+            <w:pPr>
+              <w:spacing w:after="0"/>
+            </w:pPr>
+            <w:r>
+              <w:rPr>
+                <w:b w:val="0"/>
+                <w:i w:val="0"/>
+                <w:sz w:val="18"/>
+              </w:rPr>
+              <w:t>NLS: Năng lực số 1.1 CB1b: HS xem clip chậm pha dẫn bóng</w:t>
             </w:r>
           </w:p>
         </w:tc>
@@ -8920,7 +8910,6 @@
                 <w:i w:val="0"/>
                 <w:sz w:val="18"/>
               </w:rPr>
-              <w:t>Năng lực số 5.4 CB1a: HS đọc bảng theo dõi số lần ném trúng rổ của tổ mình qua các tiết và nói được mình tiến bộ ở đâu</w:t>
             </w:r>
           </w:p>
         </w:tc>

--- a/assets/docs/lop3/Giao duc the chat - Lop 3.docx
+++ b/assets/docs/lop3/Giao duc the chat - Lop 3.docx
@@ -5490,7 +5490,7 @@
                 <w:i w:val="0"/>
                 <w:sz w:val="18"/>
               </w:rPr>
-              <w:t>Năng lực số 1.1 CB1b: HS quan sát clip chạy chậm và nói được một chi tiết trong “Bài tập tại chỗ tung; bắt bóng bằng hai tay” mà mình hay làm sai</w:t>
+              <w:t>Năng lực số 1.1 CB1b: HS quan sát clip chạy chậm và nói được một chi tiết trong “Bài tập tại chỗ tung - bắt bóng bằng hai tay” mà mình hay làm sai</w:t>
             </w:r>
           </w:p>
           <w:p>
@@ -5967,7 +5967,7 @@
                 <w:i w:val="0"/>
                 <w:sz w:val="18"/>
               </w:rPr>
-              <w:t>Năng lực số 1.1 CB1b: HS quan sát clip chạy chậm và nói được một chi tiết trong “Bài tập di chuyển tung; bắt bóng bằng hai tay” mà mình hay làm sai</w:t>
+              <w:t>Năng lực số 1.1 CB1b: HS quan sát clip chạy chậm và nói được một chi tiết trong “Bài tập di chuyển tung - bắt bóng bằng hai tay” mà mình hay làm sai</w:t>
             </w:r>
           </w:p>
           <w:p>
@@ -8061,7 +8061,7 @@
                 <w:i w:val="0"/>
                 <w:sz w:val="18"/>
               </w:rPr>
-              <w:t>Năng lực số 1.1 CB1b: HS quan sát clip chạy chậm và nói được một chi tiết trong “Bài tập phối hợp dẫn bóng; ném bóng rổ hai tay trước ngực” mà mình hay làm sai</w:t>
+              <w:t>Năng lực số 1.1 CB1b: HS quan sát clip chạy chậm và nói được một chi tiết trong “Bài tập phối hợp dẫn bóng - ném bóng rổ hai tay trước ngực” mà mình hay làm sai</w:t>
             </w:r>
           </w:p>
         </w:tc>
@@ -8176,7 +8176,7 @@
                 <w:i w:val="0"/>
                 <w:sz w:val="18"/>
               </w:rPr>
-              <w:t>Năng lực số 1.1 CB1b: HS nêu được 2-3 điều luật của trò chơi gắn với “Bài tập phối hợp dẫn bóng; ném bóng rổ hai tay trước ngực” sau khi xem hình sân và bảng luật</w:t>
+              <w:t>Năng lực số 1.1 CB1b: HS nêu được 2-3 điều luật của trò chơi gắn với “Bài tập phối hợp dẫn bóng - ném bóng rổ hai tay trước ngực” sau khi xem hình sân và bảng luật</w:t>
             </w:r>
           </w:p>
         </w:tc>
@@ -8293,20 +8293,7 @@
                 <w:i w:val="0"/>
                 <w:sz w:val="18"/>
               </w:rPr>
-              <w:t>dừng; ném, chỉ ra chỗ phải hạ thấp trọng tâm</w:t>
-            </w:r>
-          </w:p>
-          <w:p>
-            <w:pPr>
-              <w:spacing w:after="0"/>
-            </w:pPr>
-            <w:r>
-              <w:rPr>
-                <w:b w:val="0"/>
-                <w:i w:val="0"/>
-                <w:sz w:val="18"/>
-              </w:rPr>
-              <w:t>NLS: Năng lực số 1.1 CB1b: HS xem clip chậm pha dẫn bóng</w:t>
+              <w:t>Năng lực số 1.1 CB1b: HS xem clip chậm pha dẫn bóng – dừng – ném, chỉ ra chỗ phải hạ thấp trọng tâm</w:t>
             </w:r>
           </w:p>
         </w:tc>
@@ -8421,20 +8408,7 @@
                 <w:i w:val="0"/>
                 <w:sz w:val="18"/>
               </w:rPr>
-              <w:t>dừng; ném, chỉ ra chỗ phải hạ thấp trọng tâm</w:t>
-            </w:r>
-          </w:p>
-          <w:p>
-            <w:pPr>
-              <w:spacing w:after="0"/>
-            </w:pPr>
-            <w:r>
-              <w:rPr>
-                <w:b w:val="0"/>
-                <w:i w:val="0"/>
-                <w:sz w:val="18"/>
-              </w:rPr>
-              <w:t>NLS: Năng lực số 1.1 CB1b: HS xem clip chậm pha dẫn bóng</w:t>
+              <w:t>Năng lực số 1.1 CB1b: HS xem clip chậm pha dẫn bóng – dừng – ném, chỉ ra chỗ phải hạ thấp trọng tâm</w:t>
             </w:r>
           </w:p>
         </w:tc>
@@ -8551,20 +8525,7 @@
                 <w:i w:val="0"/>
                 <w:sz w:val="18"/>
               </w:rPr>
-              <w:t>dừng; ném, chỉ ra chỗ phải hạ thấp trọng tâm</w:t>
-            </w:r>
-          </w:p>
-          <w:p>
-            <w:pPr>
-              <w:spacing w:after="0"/>
-            </w:pPr>
-            <w:r>
-              <w:rPr>
-                <w:b w:val="0"/>
-                <w:i w:val="0"/>
-                <w:sz w:val="18"/>
-              </w:rPr>
-              <w:t>NLS: Năng lực số 1.1 CB1b: HS xem clip chậm pha dẫn bóng</w:t>
+              <w:t>Năng lực số 1.1 CB1b: HS xem clip chậm pha dẫn bóng – dừng – ném, chỉ ra chỗ phải hạ thấp trọng tâm</w:t>
             </w:r>
           </w:p>
         </w:tc>
